--- a/docs/Report_Group3_BrainTumorAI.docx
+++ b/docs/Report_Group3_BrainTumorAI.docx
@@ -101,8 +101,6 @@
         </w:rPr>
         <w:t>VIỆN ĐÀO TẠO CHẤT LƯỢNG CAO</w:t>
       </w:r>
-      <w:bookmarkStart w:id="0" w:name="_GoBack"/>
-      <w:bookmarkEnd w:id="0"/>
     </w:p>
     <w:p>
       <w:pPr>
@@ -406,10 +404,6 @@
           <w:tab w:val="left" w:pos="3402"/>
         </w:tabs>
         <w:spacing w:after="200"/>
-        <w:rPr>
-          <w:b/>
-          <w:bCs/>
-        </w:rPr>
       </w:pPr>
       <w:r>
         <w:rPr>
@@ -439,15 +433,6 @@
         <w:tab/>
         <w:t>:</w:t>
       </w:r>
-    </w:p>
-    <w:p>
-      <w:pPr>
-        <w:tabs>
-          <w:tab w:val="left" w:pos="851"/>
-          <w:tab w:val="left" w:pos="3402"/>
-        </w:tabs>
-        <w:spacing w:after="200"/>
-      </w:pPr>
     </w:p>
     <w:tbl>
       <w:tblPr>
@@ -472,7 +457,7 @@
           </w:tcPr>
           <w:p>
             <w:pPr>
-              <w:spacing w:line="276" w:lineRule="auto"/>
+              <w:spacing w:before="120" w:after="120" w:line="276" w:lineRule="auto"/>
               <w:jc w:val="center"/>
               <w:rPr>
                 <w:b/>
@@ -492,7 +477,7 @@
           </w:tcPr>
           <w:p>
             <w:pPr>
-              <w:spacing w:line="276" w:lineRule="auto"/>
+              <w:spacing w:before="120" w:after="120" w:line="276" w:lineRule="auto"/>
               <w:jc w:val="center"/>
               <w:rPr>
                 <w:b/>
@@ -512,7 +497,7 @@
           </w:tcPr>
           <w:p>
             <w:pPr>
-              <w:spacing w:line="276" w:lineRule="auto"/>
+              <w:spacing w:before="120" w:after="120" w:line="276" w:lineRule="auto"/>
               <w:jc w:val="center"/>
               <w:rPr>
                 <w:b/>
@@ -532,7 +517,7 @@
           </w:tcPr>
           <w:p>
             <w:pPr>
-              <w:spacing w:line="276" w:lineRule="auto"/>
+              <w:spacing w:before="120" w:after="120" w:line="276" w:lineRule="auto"/>
               <w:jc w:val="center"/>
               <w:rPr>
                 <w:b/>
@@ -557,7 +542,7 @@
           </w:tcPr>
           <w:p>
             <w:pPr>
-              <w:spacing w:line="276" w:lineRule="auto"/>
+              <w:spacing w:before="120" w:after="120" w:line="276" w:lineRule="auto"/>
               <w:jc w:val="center"/>
             </w:pPr>
             <w:r>
@@ -571,7 +556,7 @@
           </w:tcPr>
           <w:p>
             <w:pPr>
-              <w:spacing w:line="276" w:lineRule="auto"/>
+              <w:spacing w:before="120" w:after="120" w:line="276" w:lineRule="auto"/>
               <w:jc w:val="center"/>
             </w:pPr>
             <w:r>
@@ -585,7 +570,7 @@
           </w:tcPr>
           <w:p>
             <w:pPr>
-              <w:spacing w:line="276" w:lineRule="auto"/>
+              <w:spacing w:before="120" w:after="120" w:line="276" w:lineRule="auto"/>
               <w:jc w:val="center"/>
             </w:pPr>
             <w:r>
@@ -599,7 +584,7 @@
           </w:tcPr>
           <w:p>
             <w:pPr>
-              <w:spacing w:line="276" w:lineRule="auto"/>
+              <w:spacing w:before="120" w:after="120" w:line="276" w:lineRule="auto"/>
               <w:jc w:val="center"/>
             </w:pPr>
             <w:r>
@@ -618,7 +603,7 @@
           </w:tcPr>
           <w:p>
             <w:pPr>
-              <w:spacing w:line="276" w:lineRule="auto"/>
+              <w:spacing w:before="120" w:after="120" w:line="276" w:lineRule="auto"/>
               <w:jc w:val="center"/>
             </w:pPr>
             <w:r>
@@ -632,7 +617,7 @@
           </w:tcPr>
           <w:p>
             <w:pPr>
-              <w:spacing w:line="276" w:lineRule="auto"/>
+              <w:spacing w:before="120" w:after="120" w:line="276" w:lineRule="auto"/>
               <w:jc w:val="center"/>
             </w:pPr>
             <w:r>
@@ -646,7 +631,7 @@
           </w:tcPr>
           <w:p>
             <w:pPr>
-              <w:spacing w:line="276" w:lineRule="auto"/>
+              <w:spacing w:before="120" w:after="120" w:line="276" w:lineRule="auto"/>
               <w:jc w:val="center"/>
             </w:pPr>
             <w:r>
@@ -660,7 +645,7 @@
           </w:tcPr>
           <w:p>
             <w:pPr>
-              <w:spacing w:line="276" w:lineRule="auto"/>
+              <w:spacing w:before="120" w:after="120" w:line="276" w:lineRule="auto"/>
               <w:jc w:val="center"/>
             </w:pPr>
             <w:r>
@@ -679,7 +664,7 @@
           </w:tcPr>
           <w:p>
             <w:pPr>
-              <w:spacing w:line="276" w:lineRule="auto"/>
+              <w:spacing w:before="120" w:after="120" w:line="276" w:lineRule="auto"/>
               <w:jc w:val="center"/>
             </w:pPr>
             <w:r>
@@ -693,7 +678,7 @@
           </w:tcPr>
           <w:p>
             <w:pPr>
-              <w:spacing w:line="276" w:lineRule="auto"/>
+              <w:spacing w:before="120" w:after="120" w:line="276" w:lineRule="auto"/>
               <w:jc w:val="center"/>
             </w:pPr>
             <w:r>
@@ -707,7 +692,7 @@
           </w:tcPr>
           <w:p>
             <w:pPr>
-              <w:spacing w:line="276" w:lineRule="auto"/>
+              <w:spacing w:before="120" w:after="120" w:line="276" w:lineRule="auto"/>
               <w:jc w:val="center"/>
             </w:pPr>
             <w:r>
@@ -721,7 +706,7 @@
           </w:tcPr>
           <w:p>
             <w:pPr>
-              <w:spacing w:line="276" w:lineRule="auto"/>
+              <w:spacing w:before="120" w:after="120" w:line="276" w:lineRule="auto"/>
               <w:jc w:val="center"/>
             </w:pPr>
             <w:r>
@@ -840,7 +825,10 @@
         <w:t>ng trình nghiên cứu do chính nhóm chúng em</w:t>
       </w:r>
       <w:r>
-        <w:t xml:space="preserve"> thực hiện, dưới sự hướng dẫn của giảng viên phụ trách môn học.</w:t>
+        <w:t xml:space="preserve"> thực hiện</w:t>
+      </w:r>
+      <w:r>
+        <w:t>.</w:t>
       </w:r>
     </w:p>
     <w:p>
@@ -3970,7 +3958,7 @@
           </w:tcPr>
           <w:p>
             <w:pPr>
-              <w:spacing w:line="360" w:lineRule="auto"/>
+              <w:spacing w:before="100" w:beforeAutospacing="1" w:after="100" w:afterAutospacing="1" w:line="360" w:lineRule="auto"/>
               <w:jc w:val="center"/>
             </w:pPr>
             <w:r>
@@ -3988,7 +3976,7 @@
           </w:tcPr>
           <w:p>
             <w:pPr>
-              <w:spacing w:line="360" w:lineRule="auto"/>
+              <w:spacing w:before="100" w:beforeAutospacing="1" w:after="100" w:afterAutospacing="1" w:line="360" w:lineRule="auto"/>
               <w:jc w:val="center"/>
             </w:pPr>
             <w:r>
@@ -4011,7 +3999,7 @@
           </w:tcPr>
           <w:p>
             <w:pPr>
-              <w:spacing w:line="360" w:lineRule="auto"/>
+              <w:spacing w:before="100" w:beforeAutospacing="1" w:after="100" w:afterAutospacing="1" w:line="360" w:lineRule="auto"/>
               <w:jc w:val="center"/>
             </w:pPr>
             <w:r>
@@ -4030,7 +4018,7 @@
           </w:tcPr>
           <w:p>
             <w:pPr>
-              <w:spacing w:line="360" w:lineRule="auto"/>
+              <w:spacing w:before="100" w:beforeAutospacing="1" w:after="100" w:afterAutospacing="1" w:line="360" w:lineRule="auto"/>
             </w:pPr>
             <w:r>
               <w:rPr>
@@ -4063,7 +4051,7 @@
           </w:tcPr>
           <w:p>
             <w:pPr>
-              <w:spacing w:line="360" w:lineRule="auto"/>
+              <w:spacing w:before="100" w:beforeAutospacing="1" w:after="100" w:afterAutospacing="1" w:line="360" w:lineRule="auto"/>
               <w:jc w:val="center"/>
             </w:pPr>
             <w:r>
@@ -4082,7 +4070,7 @@
           </w:tcPr>
           <w:p>
             <w:pPr>
-              <w:spacing w:line="360" w:lineRule="auto"/>
+              <w:spacing w:before="100" w:beforeAutospacing="1" w:after="100" w:afterAutospacing="1" w:line="360" w:lineRule="auto"/>
             </w:pPr>
             <w:r>
               <w:rPr>
@@ -4115,7 +4103,7 @@
           </w:tcPr>
           <w:p>
             <w:pPr>
-              <w:spacing w:line="360" w:lineRule="auto"/>
+              <w:spacing w:before="100" w:beforeAutospacing="1" w:after="100" w:afterAutospacing="1" w:line="360" w:lineRule="auto"/>
               <w:jc w:val="center"/>
             </w:pPr>
             <w:r>
@@ -4134,7 +4122,7 @@
           </w:tcPr>
           <w:p>
             <w:pPr>
-              <w:spacing w:line="360" w:lineRule="auto"/>
+              <w:spacing w:before="100" w:beforeAutospacing="1" w:after="100" w:afterAutospacing="1" w:line="360" w:lineRule="auto"/>
             </w:pPr>
             <w:r>
               <w:rPr>
@@ -4167,7 +4155,7 @@
           </w:tcPr>
           <w:p>
             <w:pPr>
-              <w:spacing w:line="360" w:lineRule="auto"/>
+              <w:spacing w:before="100" w:beforeAutospacing="1" w:after="100" w:afterAutospacing="1" w:line="360" w:lineRule="auto"/>
               <w:jc w:val="center"/>
             </w:pPr>
             <w:r>
@@ -4186,7 +4174,7 @@
           </w:tcPr>
           <w:p>
             <w:pPr>
-              <w:spacing w:line="360" w:lineRule="auto"/>
+              <w:spacing w:before="100" w:beforeAutospacing="1" w:after="100" w:afterAutospacing="1" w:line="360" w:lineRule="auto"/>
             </w:pPr>
             <w:r>
               <w:rPr>
@@ -4219,7 +4207,7 @@
           </w:tcPr>
           <w:p>
             <w:pPr>
-              <w:spacing w:line="360" w:lineRule="auto"/>
+              <w:spacing w:before="100" w:beforeAutospacing="1" w:after="100" w:afterAutospacing="1" w:line="360" w:lineRule="auto"/>
               <w:jc w:val="center"/>
             </w:pPr>
             <w:r>
@@ -4238,7 +4226,7 @@
           </w:tcPr>
           <w:p>
             <w:pPr>
-              <w:spacing w:line="360" w:lineRule="auto"/>
+              <w:spacing w:before="100" w:beforeAutospacing="1" w:after="100" w:afterAutospacing="1" w:line="360" w:lineRule="auto"/>
             </w:pPr>
             <w:r>
               <w:rPr>
@@ -4271,7 +4259,7 @@
           </w:tcPr>
           <w:p>
             <w:pPr>
-              <w:spacing w:line="360" w:lineRule="auto"/>
+              <w:spacing w:before="100" w:beforeAutospacing="1" w:after="100" w:afterAutospacing="1" w:line="360" w:lineRule="auto"/>
               <w:jc w:val="center"/>
             </w:pPr>
             <w:r>
@@ -4290,7 +4278,7 @@
           </w:tcPr>
           <w:p>
             <w:pPr>
-              <w:spacing w:line="360" w:lineRule="auto"/>
+              <w:spacing w:before="100" w:beforeAutospacing="1" w:after="100" w:afterAutospacing="1" w:line="360" w:lineRule="auto"/>
             </w:pPr>
             <w:r>
               <w:rPr>
@@ -4311,7 +4299,7 @@
           </w:tcPr>
           <w:p>
             <w:pPr>
-              <w:spacing w:line="360" w:lineRule="auto"/>
+              <w:spacing w:before="100" w:beforeAutospacing="1" w:after="100" w:afterAutospacing="1" w:line="360" w:lineRule="auto"/>
               <w:jc w:val="center"/>
             </w:pPr>
             <w:r>
@@ -4330,7 +4318,7 @@
           </w:tcPr>
           <w:p>
             <w:pPr>
-              <w:spacing w:line="360" w:lineRule="auto"/>
+              <w:spacing w:before="100" w:beforeAutospacing="1" w:after="100" w:afterAutospacing="1" w:line="360" w:lineRule="auto"/>
             </w:pPr>
             <w:r>
               <w:rPr>
@@ -4363,7 +4351,7 @@
           </w:tcPr>
           <w:p>
             <w:pPr>
-              <w:spacing w:line="360" w:lineRule="auto"/>
+              <w:spacing w:before="100" w:beforeAutospacing="1" w:after="100" w:afterAutospacing="1" w:line="360" w:lineRule="auto"/>
               <w:jc w:val="center"/>
             </w:pPr>
             <w:r>
@@ -4382,7 +4370,7 @@
           </w:tcPr>
           <w:p>
             <w:pPr>
-              <w:spacing w:line="360" w:lineRule="auto"/>
+              <w:spacing w:before="100" w:beforeAutospacing="1" w:after="100" w:afterAutospacing="1" w:line="360" w:lineRule="auto"/>
             </w:pPr>
             <w:r>
               <w:rPr>
@@ -4403,7 +4391,7 @@
           </w:tcPr>
           <w:p>
             <w:pPr>
-              <w:spacing w:line="360" w:lineRule="auto"/>
+              <w:spacing w:before="100" w:beforeAutospacing="1" w:after="100" w:afterAutospacing="1" w:line="360" w:lineRule="auto"/>
               <w:jc w:val="center"/>
             </w:pPr>
             <w:r>
@@ -4422,7 +4410,7 @@
           </w:tcPr>
           <w:p>
             <w:pPr>
-              <w:spacing w:line="360" w:lineRule="auto"/>
+              <w:spacing w:before="100" w:beforeAutospacing="1" w:after="100" w:afterAutospacing="1" w:line="360" w:lineRule="auto"/>
             </w:pPr>
             <w:r>
               <w:rPr>
@@ -4443,7 +4431,7 @@
           </w:tcPr>
           <w:p>
             <w:pPr>
-              <w:spacing w:line="360" w:lineRule="auto"/>
+              <w:spacing w:before="100" w:beforeAutospacing="1" w:after="100" w:afterAutospacing="1" w:line="360" w:lineRule="auto"/>
               <w:jc w:val="center"/>
             </w:pPr>
             <w:r>
@@ -4462,7 +4450,7 @@
           </w:tcPr>
           <w:p>
             <w:pPr>
-              <w:spacing w:line="360" w:lineRule="auto"/>
+              <w:spacing w:before="100" w:beforeAutospacing="1" w:after="100" w:afterAutospacing="1" w:line="360" w:lineRule="auto"/>
             </w:pPr>
             <w:r>
               <w:rPr>
@@ -4495,7 +4483,7 @@
           </w:tcPr>
           <w:p>
             <w:pPr>
-              <w:spacing w:line="360" w:lineRule="auto"/>
+              <w:spacing w:before="100" w:beforeAutospacing="1" w:after="100" w:afterAutospacing="1" w:line="360" w:lineRule="auto"/>
               <w:jc w:val="center"/>
             </w:pPr>
             <w:r>
@@ -4514,7 +4502,7 @@
           </w:tcPr>
           <w:p>
             <w:pPr>
-              <w:spacing w:line="360" w:lineRule="auto"/>
+              <w:spacing w:before="100" w:beforeAutospacing="1" w:after="100" w:afterAutospacing="1" w:line="360" w:lineRule="auto"/>
             </w:pPr>
             <w:r>
               <w:rPr>
@@ -4547,7 +4535,7 @@
           </w:tcPr>
           <w:p>
             <w:pPr>
-              <w:spacing w:line="360" w:lineRule="auto"/>
+              <w:spacing w:before="100" w:beforeAutospacing="1" w:after="100" w:afterAutospacing="1" w:line="360" w:lineRule="auto"/>
               <w:jc w:val="center"/>
             </w:pPr>
             <w:r>
@@ -4566,7 +4554,7 @@
           </w:tcPr>
           <w:p>
             <w:pPr>
-              <w:spacing w:line="360" w:lineRule="auto"/>
+              <w:spacing w:before="100" w:beforeAutospacing="1" w:after="100" w:afterAutospacing="1" w:line="360" w:lineRule="auto"/>
             </w:pPr>
             <w:r>
               <w:rPr>
@@ -4599,7 +4587,7 @@
           </w:tcPr>
           <w:p>
             <w:pPr>
-              <w:spacing w:line="360" w:lineRule="auto"/>
+              <w:spacing w:before="100" w:beforeAutospacing="1" w:after="100" w:afterAutospacing="1" w:line="360" w:lineRule="auto"/>
               <w:jc w:val="center"/>
             </w:pPr>
             <w:r>
@@ -4618,7 +4606,7 @@
           </w:tcPr>
           <w:p>
             <w:pPr>
-              <w:spacing w:line="360" w:lineRule="auto"/>
+              <w:spacing w:before="100" w:beforeAutospacing="1" w:after="100" w:afterAutospacing="1" w:line="360" w:lineRule="auto"/>
             </w:pPr>
             <w:r>
               <w:rPr>
@@ -4639,7 +4627,7 @@
           </w:tcPr>
           <w:p>
             <w:pPr>
-              <w:spacing w:line="360" w:lineRule="auto"/>
+              <w:spacing w:before="100" w:beforeAutospacing="1" w:after="100" w:afterAutospacing="1" w:line="360" w:lineRule="auto"/>
               <w:jc w:val="center"/>
             </w:pPr>
             <w:r>
@@ -4658,7 +4646,7 @@
           </w:tcPr>
           <w:p>
             <w:pPr>
-              <w:spacing w:line="360" w:lineRule="auto"/>
+              <w:spacing w:before="100" w:beforeAutospacing="1" w:after="100" w:afterAutospacing="1" w:line="360" w:lineRule="auto"/>
             </w:pPr>
             <w:r>
               <w:rPr>
@@ -4679,7 +4667,7 @@
           </w:tcPr>
           <w:p>
             <w:pPr>
-              <w:spacing w:line="360" w:lineRule="auto"/>
+              <w:spacing w:before="100" w:beforeAutospacing="1" w:after="100" w:afterAutospacing="1" w:line="360" w:lineRule="auto"/>
               <w:jc w:val="center"/>
             </w:pPr>
             <w:r>
@@ -4698,7 +4686,7 @@
           </w:tcPr>
           <w:p>
             <w:pPr>
-              <w:spacing w:line="360" w:lineRule="auto"/>
+              <w:spacing w:before="100" w:beforeAutospacing="1" w:after="100" w:afterAutospacing="1" w:line="360" w:lineRule="auto"/>
             </w:pPr>
             <w:r>
               <w:rPr>
@@ -4719,7 +4707,7 @@
           </w:tcPr>
           <w:p>
             <w:pPr>
-              <w:spacing w:line="360" w:lineRule="auto"/>
+              <w:spacing w:before="100" w:beforeAutospacing="1" w:after="100" w:afterAutospacing="1" w:line="360" w:lineRule="auto"/>
               <w:jc w:val="center"/>
             </w:pPr>
             <w:r>
@@ -4738,7 +4726,7 @@
           </w:tcPr>
           <w:p>
             <w:pPr>
-              <w:spacing w:line="360" w:lineRule="auto"/>
+              <w:spacing w:before="100" w:beforeAutospacing="1" w:after="100" w:afterAutospacing="1" w:line="360" w:lineRule="auto"/>
             </w:pPr>
             <w:r>
               <w:rPr>
@@ -4759,7 +4747,7 @@
           </w:tcPr>
           <w:p>
             <w:pPr>
-              <w:spacing w:line="360" w:lineRule="auto"/>
+              <w:spacing w:before="100" w:beforeAutospacing="1" w:after="100" w:afterAutospacing="1" w:line="360" w:lineRule="auto"/>
               <w:jc w:val="center"/>
             </w:pPr>
             <w:r>
@@ -4778,7 +4766,7 @@
           </w:tcPr>
           <w:p>
             <w:pPr>
-              <w:spacing w:line="360" w:lineRule="auto"/>
+              <w:spacing w:before="100" w:beforeAutospacing="1" w:after="100" w:afterAutospacing="1" w:line="360" w:lineRule="auto"/>
             </w:pPr>
             <w:r>
               <w:rPr>
@@ -4799,7 +4787,7 @@
           </w:tcPr>
           <w:p>
             <w:pPr>
-              <w:spacing w:line="360" w:lineRule="auto"/>
+              <w:spacing w:before="100" w:beforeAutospacing="1" w:after="100" w:afterAutospacing="1" w:line="360" w:lineRule="auto"/>
               <w:jc w:val="center"/>
             </w:pPr>
             <w:r>
@@ -4818,7 +4806,7 @@
           </w:tcPr>
           <w:p>
             <w:pPr>
-              <w:spacing w:line="360" w:lineRule="auto"/>
+              <w:spacing w:before="100" w:beforeAutospacing="1" w:after="100" w:afterAutospacing="1" w:line="360" w:lineRule="auto"/>
             </w:pPr>
             <w:r>
               <w:rPr>
@@ -4838,6 +4826,7 @@
     </w:p>
     <w:p>
       <w:pPr>
+        <w:spacing w:line="360" w:lineRule="auto"/>
         <w:jc w:val="center"/>
         <w:rPr>
           <w:b/>
@@ -5935,6 +5924,7 @@
     </w:p>
     <w:p>
       <w:pPr>
+        <w:spacing w:line="360" w:lineRule="auto"/>
         <w:jc w:val="center"/>
         <w:rPr>
           <w:b/>
@@ -6974,95 +6964,107 @@
       <w:pPr>
         <w:pStyle w:val="Heading1"/>
       </w:pPr>
-      <w:bookmarkStart w:id="1" w:name="_Toc234871350"/>
+      <w:bookmarkStart w:id="0" w:name="_Toc234871350"/>
       <w:r>
         <w:lastRenderedPageBreak/>
         <w:t>MỞ ĐẦU</w:t>
       </w:r>
+      <w:bookmarkEnd w:id="0"/>
+    </w:p>
+    <w:p>
+      <w:pPr>
+        <w:pStyle w:val="Heading2"/>
+      </w:pPr>
+      <w:bookmarkStart w:id="1" w:name="_Toc234871351"/>
+      <w:r>
+        <w:t>1. Lý do chọn đề tài</w:t>
+      </w:r>
       <w:bookmarkEnd w:id="1"/>
     </w:p>
     <w:p>
       <w:pPr>
+        <w:pStyle w:val="Body"/>
+      </w:pPr>
+      <w:r>
+        <w:t>Khối u não là một trong những bệnh lý thần kinh nguy hiểm, có khả năng ảnh hưởng nghiêm trọng đến sức khỏe và tính mạng người bệnh nếu không được phát hiện và điều trị kịp thời. Chẩn đoán khối u não hiện nay chủ yếu dựa vào việc đọc ảnh cộng hưởng từ (MRI)</w:t>
+      </w:r>
+      <w:r>
+        <w:t xml:space="preserve"> của bác sĩ chuyên khoa</w:t>
+      </w:r>
+      <w:r>
+        <w:t xml:space="preserve"> -</w:t>
+      </w:r>
+      <w:r>
+        <w:t xml:space="preserve"> công việc đòi hỏi nhiều thời gian, kinh nghiệm chuyên môn cao và tiềm ẩn sai số chủ quan.</w:t>
+      </w:r>
+    </w:p>
+    <w:p>
+      <w:pPr>
+        <w:pStyle w:val="Body"/>
+      </w:pPr>
+      <w:r>
+        <w:t>Sự phát triển mạnh mẽ của học sâu (Deep Learning), đặc biệt là các kiến trúc mạng nơ-ron tích chập (CNN) hiện đại, đã mở ra khả năng hỗ trợ bác sĩ trong việc sàng lọc và phân loại khối u não từ ảnh MRI với độ chính xác cao. Tuy nhiên, một trong những rào cản lớn nhất khi ứng dụng AI vào y tế là tính “h</w:t>
+      </w:r>
+      <w:r>
+        <w:t>ộp đen” (black-box) của mô hình</w:t>
+      </w:r>
+      <w:r>
+        <w:t xml:space="preserve"> - </w:t>
+      </w:r>
+      <w:r>
+        <w:t xml:space="preserve"> bác sĩ không thể biết được mô hình đã “nhìn” vào đâu để đưa ra kết luận. Vì vậy, việc tích hợ</w:t>
+      </w:r>
+      <w:r>
+        <w:t>p các kỹ thuật t</w:t>
+      </w:r>
+      <w:r>
+        <w:t>rí tuệ nhân tạo có</w:t>
+      </w:r>
+      <w:r>
+        <w:t xml:space="preserve"> thể giải thích (Explainable AI -</w:t>
+      </w:r>
+      <w:r>
+        <w:t xml:space="preserve"> </w:t>
+      </w:r>
+      <w:r>
+        <w:t xml:space="preserve"> XAI), cụ thể là Grad-CAM, để trực quan hoá vùng ảnh mà mô hình tập trung, là yêu cầu gần như bắt buộc để tăng độ tin cậy khi triển khai thực tế.</w:t>
+      </w:r>
+    </w:p>
+    <w:p>
+      <w:pPr>
+        <w:pStyle w:val="Body"/>
+      </w:pPr>
+      <w:r>
+        <w:t>Xuất phát từ đị</w:t>
+      </w:r>
+      <w:r>
+        <w:t xml:space="preserve">nh hướng cá nhân theo mảng Data - </w:t>
+      </w:r>
+      <w:r>
+        <w:t>Data Science, Machin</w:t>
+      </w:r>
+      <w:r>
+        <w:t>e Learning và Deep Learning, nhóm</w:t>
+      </w:r>
+      <w:r>
+        <w:t xml:space="preserve"> chúng</w:t>
+      </w:r>
+      <w:r>
+        <w:t xml:space="preserve"> em</w:t>
+      </w:r>
+      <w:r>
+        <w:t xml:space="preserve"> lựa chọn đề tài xây dựng hệ thống BrainTumorAI: một hệ thống hoàn chỉnh từ khâu xử lý dữ liệu, huấn luyện, đánh giá mô hình đến triển khai API và giao diện web, nhằm vận dụng tổng hợp kiến thức về học sâu, khoa học dữ liệu và kỹ thuật phần mềm.</w:t>
+      </w:r>
+    </w:p>
+    <w:p>
+      <w:pPr>
         <w:pStyle w:val="Heading2"/>
       </w:pPr>
-      <w:bookmarkStart w:id="2" w:name="_Toc234871351"/>
-      <w:r>
-        <w:t>1. Lý do chọn đề tài</w:t>
+      <w:bookmarkStart w:id="2" w:name="_Toc234871352"/>
+      <w:r>
+        <w:t>2. Mục tiêu nghiên cứu</w:t>
       </w:r>
       <w:bookmarkEnd w:id="2"/>
-    </w:p>
-    <w:p>
-      <w:pPr>
-        <w:pStyle w:val="Body"/>
-      </w:pPr>
-      <w:r>
-        <w:t>Khối u não là một trong những bệnh lý thần kinh nguy hiểm, có khả năng ảnh hưởng nghiêm trọng đến sức khỏe và tính mạng người bệnh nếu không được phát hiện và điều trị kịp thời. Chẩn đoán khối u não hiện nay chủ yếu dựa vào việc đọc ảnh cộng hưởng từ (MRI)</w:t>
-      </w:r>
-      <w:r>
-        <w:t xml:space="preserve"> của bác sĩ chuyên khoa</w:t>
-      </w:r>
-      <w:r>
-        <w:t xml:space="preserve"> -</w:t>
-      </w:r>
-      <w:r>
-        <w:t xml:space="preserve"> công việc đòi hỏi nhiều thời gian, kinh nghiệm chuyên môn cao và tiềm ẩn sai số chủ quan.</w:t>
-      </w:r>
-    </w:p>
-    <w:p>
-      <w:pPr>
-        <w:pStyle w:val="Body"/>
-      </w:pPr>
-      <w:r>
-        <w:t>Sự phát triển mạnh mẽ của học sâu (Deep Learning), đặc biệt là các kiến trúc mạng nơ-ron tích chập (CNN) hiện đại, đã mở ra khả năng hỗ trợ bác sĩ trong việc sàng lọc và phân loại khối u não từ ảnh MRI với độ chính xác cao. Tuy nhiên, một trong những rào cản lớn nhất khi ứng dụng AI vào y tế là tính “h</w:t>
-      </w:r>
-      <w:r>
-        <w:t>ộp đen” (black-box) của mô hình</w:t>
-      </w:r>
-      <w:r>
-        <w:t xml:space="preserve"> - </w:t>
-      </w:r>
-      <w:r>
-        <w:t xml:space="preserve"> bác sĩ không thể biết được mô hình đã “nhìn” vào đâu để đưa ra kết luận. Vì vậy, việc tích hợp các kỹ thuật Trí tuệ nhân tạo có</w:t>
-      </w:r>
-      <w:r>
-        <w:t xml:space="preserve"> thể giải thích (Explainable AI -</w:t>
-      </w:r>
-      <w:r>
-        <w:t xml:space="preserve"> </w:t>
-      </w:r>
-      <w:r>
-        <w:t xml:space="preserve"> XAI), cụ thể là Grad-CAM, để trực quan hoá vùng ảnh mà mô hình tập trung, là yêu cầu gần như bắt buộc để tăng độ tin cậy khi triển khai thực tế.</w:t>
-      </w:r>
-    </w:p>
-    <w:p>
-      <w:pPr>
-        <w:pStyle w:val="Body"/>
-      </w:pPr>
-      <w:r>
-        <w:t>Xuất phát từ đị</w:t>
-      </w:r>
-      <w:r>
-        <w:t xml:space="preserve">nh hướng cá nhân theo mảng Data - </w:t>
-      </w:r>
-      <w:r>
-        <w:t>Data Science, Machin</w:t>
-      </w:r>
-      <w:r>
-        <w:t>e Learning và Deep Learning, nhóm em</w:t>
-      </w:r>
-      <w:r>
-        <w:t xml:space="preserve"> lựa chọn đề tài xây dựng hệ thống BrainTumorAI: một hệ thống hoàn chỉnh từ khâu xử lý dữ liệu, huấn luyện, đánh giá mô hình đến triển khai API và giao diện web, nhằm vận dụng tổng hợp kiến thức về học sâu, khoa học dữ liệu và kỹ thuật phần mềm.</w:t>
-      </w:r>
-    </w:p>
-    <w:p>
-      <w:pPr>
-        <w:pStyle w:val="Heading2"/>
-      </w:pPr>
-      <w:bookmarkStart w:id="3" w:name="_Toc234871352"/>
-      <w:r>
-        <w:t>2. Mục tiêu nghiên cứu</w:t>
-      </w:r>
-      <w:bookmarkEnd w:id="3"/>
     </w:p>
     <w:p>
       <w:pPr>
@@ -7149,11 +7151,11 @@
       <w:pPr>
         <w:pStyle w:val="Heading2"/>
       </w:pPr>
-      <w:bookmarkStart w:id="4" w:name="_Toc234871353"/>
+      <w:bookmarkStart w:id="3" w:name="_Toc234871353"/>
       <w:r>
         <w:t>3. Đối tượng và phạm vi nghiên cứu</w:t>
       </w:r>
-      <w:bookmarkEnd w:id="4"/>
+      <w:bookmarkEnd w:id="3"/>
     </w:p>
     <w:p>
       <w:pPr>
@@ -7217,11 +7219,11 @@
       <w:pPr>
         <w:pStyle w:val="Heading2"/>
       </w:pPr>
-      <w:bookmarkStart w:id="5" w:name="_Toc234871354"/>
+      <w:bookmarkStart w:id="4" w:name="_Toc234871354"/>
       <w:r>
         <w:t>4. Phương pháp nghiên cứu</w:t>
       </w:r>
-      <w:bookmarkEnd w:id="5"/>
+      <w:bookmarkEnd w:id="4"/>
     </w:p>
     <w:p>
       <w:pPr>
@@ -7251,22 +7253,22 @@
       <w:pPr>
         <w:pStyle w:val="Heading1"/>
       </w:pPr>
-      <w:bookmarkStart w:id="6" w:name="_Toc234871355"/>
+      <w:bookmarkStart w:id="5" w:name="_Toc234871355"/>
       <w:r>
         <w:lastRenderedPageBreak/>
         <w:t>CHƯƠNG 1: CƠ SỞ LÝ THUYẾT</w:t>
       </w:r>
+      <w:bookmarkEnd w:id="5"/>
+    </w:p>
+    <w:p>
+      <w:pPr>
+        <w:pStyle w:val="Heading2"/>
+      </w:pPr>
+      <w:bookmarkStart w:id="6" w:name="_Toc234871356"/>
+      <w:r>
+        <w:t>1.1 Tổng quan về khối u não và ảnh MRI</w:t>
+      </w:r>
       <w:bookmarkEnd w:id="6"/>
-    </w:p>
-    <w:p>
-      <w:pPr>
-        <w:pStyle w:val="Heading2"/>
-      </w:pPr>
-      <w:bookmarkStart w:id="7" w:name="_Toc234871356"/>
-      <w:r>
-        <w:t>1.1 Tổng quan về khối u não và ảnh MRI</w:t>
-      </w:r>
-      <w:bookmarkEnd w:id="7"/>
     </w:p>
     <w:p>
       <w:pPr>
@@ -7525,28 +7527,46 @@
       <w:pPr>
         <w:pStyle w:val="tittlebng"/>
       </w:pPr>
-      <w:bookmarkStart w:id="8" w:name="_Toc234871813"/>
+      <w:bookmarkStart w:id="7" w:name="_Toc234871813"/>
       <w:r>
         <w:t>Bảng 1.1. Bốn lớp phân loại trong bài toán Brain Tumor MRI Classification</w:t>
       </w:r>
+      <w:bookmarkEnd w:id="7"/>
+    </w:p>
+    <w:p>
+      <w:pPr>
+        <w:pStyle w:val="Heading2"/>
+      </w:pPr>
+      <w:bookmarkStart w:id="8" w:name="_Toc234871357"/>
+      <w:r>
+        <w:t>1.2 Mạng nơ-ron tích chậ</w:t>
+      </w:r>
+      <w:r>
+        <w:t>p (Convolutional Neural Network</w:t>
+      </w:r>
+      <w:r>
+        <w:t xml:space="preserve"> - </w:t>
+      </w:r>
+      <w:r>
+        <w:t>CNN)</w:t>
+      </w:r>
       <w:bookmarkEnd w:id="8"/>
     </w:p>
     <w:p>
       <w:pPr>
+        <w:pStyle w:val="Body"/>
+      </w:pPr>
+      <w:r>
+        <w:t>CNN là kiến trúc mạng nơ-ron nhân tạo chuyên biệt cho dữ liệu dạng lưới như hình ảnh, gồm các lớp tích chập (Convolution) trích xuất đặc trưng cục bộ (cạnh, kết cấu, hình dạng), các lớp gộp (Pooling) giảm chiều dữ liệu và tăng tính bất biến với phép tịnh tiến, và lớp kết nối đầy đủ (Fully Connected) cho tác vụ phân loại cuối cùng. CNN hiện là kiến trúc nền tảng cho hầu hết bài toán thị giác máy tính, bao gồm phân tích ảnh y tế.</w:t>
+      </w:r>
+    </w:p>
+    <w:p>
+      <w:pPr>
         <w:pStyle w:val="Heading2"/>
       </w:pPr>
-      <w:bookmarkStart w:id="9" w:name="_Toc234871357"/>
-      <w:r>
-        <w:t>1.2 Mạng nơ-ron tích chậ</w:t>
-      </w:r>
-      <w:r>
-        <w:t>p (Convolutional Neural Network</w:t>
-      </w:r>
-      <w:r>
-        <w:t xml:space="preserve"> - </w:t>
-      </w:r>
-      <w:r>
-        <w:t>CNN)</w:t>
+      <w:bookmarkStart w:id="9" w:name="_Toc234871358"/>
+      <w:r>
+        <w:t>1.3 Học chuyển giao (Transfer Learning)</w:t>
       </w:r>
       <w:bookmarkEnd w:id="9"/>
     </w:p>
@@ -7555,39 +7575,13 @@
         <w:pStyle w:val="Body"/>
       </w:pPr>
       <w:r>
-        <w:t>CNN là kiến trúc mạng nơ-ron nhân tạo chuyên biệt cho dữ liệu dạng lưới như hình ảnh, gồm các lớp tích chập (Convolution) trích xuất đặc trưng cục bộ (cạnh, kết cấu, hình dạng), các lớp gộp (Pooling) giảm chiều dữ liệu và tăng tính bất biến với phép tịnh tiến, và lớp kết nối đầy đủ (Fully Connected) cho tác vụ phân loại cuối cùng. CNN hiện là kiến trúc nền tảng cho hầu hết bài toán thị giác máy tính, bao gồm phân tích ảnh y tế.</w:t>
-      </w:r>
-    </w:p>
-    <w:p>
-      <w:pPr>
-        <w:pStyle w:val="Heading2"/>
-      </w:pPr>
-      <w:bookmarkStart w:id="10" w:name="_Toc234871358"/>
-      <w:r>
-        <w:t>1.3 Học chuyển giao (Transfer Learning)</w:t>
-      </w:r>
-      <w:bookmarkEnd w:id="10"/>
-    </w:p>
-    <w:p>
-      <w:pPr>
-        <w:pStyle w:val="Body"/>
-      </w:pPr>
-      <w:r>
-        <w:t xml:space="preserve">Transfer Learning là kỹ thuật tận dụng một mô hình đã được huấn luyện trước (pretrained) trên tập dữ liệu lớn (ví dụ ImageNet với hơn 1 triệu ảnh, 1000 lớp) để làm điểm khởi đầu cho một bài toán mới có tập dữ liệu nhỏ </w:t>
-      </w:r>
-      <w:proofErr w:type="gramStart"/>
-      <w:r>
-        <w:t xml:space="preserve">hơn </w:t>
-      </w:r>
-      <w:r>
-        <w:t xml:space="preserve"> -</w:t>
-      </w:r>
-      <w:proofErr w:type="gramEnd"/>
-      <w:r>
-        <w:t xml:space="preserve"> </w:t>
-      </w:r>
-      <w:r>
-        <w:t xml:space="preserve"> như bài toán phân loại ảnh MRI trong đề tài này. Lợi ích chính là rút ngắn thời gian huấn luyện, giảm nguy cơ overfitting khi dữ liệu hạn chế, và tận dụng được các đặc trưng tổng quát (edge, texture, shape) đã học từ tập dữ liệu lớn.</w:t>
+        <w:t xml:space="preserve">Transfer Learning là kỹ thuật tận dụng một mô hình đã được huấn luyện trước (pretrained) trên tập dữ liệu lớn (ví dụ ImageNet với hơn 1 triệu ảnh, 1000 lớp) để làm điểm khởi đầu cho một bài toán mới có tập dữ liệu nhỏ hơn </w:t>
+      </w:r>
+      <w:r>
+        <w:t xml:space="preserve">- </w:t>
+      </w:r>
+      <w:r>
+        <w:t>như bài toán phân loại ảnh MRI trong đề tài này. Lợi ích chính là rút ngắn thời gian huấn luyện, giảm nguy cơ overfitting khi dữ liệu hạn chế, và tận dụng được các đặc trưng tổng quát (edge, texture, shape) đã học từ tập dữ liệu lớn.</w:t>
       </w:r>
     </w:p>
     <w:p>
@@ -7625,19 +7619,46 @@
       <w:pPr>
         <w:pStyle w:val="Heading2"/>
       </w:pPr>
-      <w:bookmarkStart w:id="11" w:name="_Toc234871359"/>
+      <w:bookmarkStart w:id="10" w:name="_Toc234871359"/>
       <w:r>
         <w:t>1.4 Kiến trúc mô hình sử dụng</w:t>
       </w:r>
+      <w:bookmarkEnd w:id="10"/>
+    </w:p>
+    <w:p>
+      <w:pPr>
+        <w:pStyle w:val="Heading3"/>
+      </w:pPr>
+      <w:bookmarkStart w:id="11" w:name="_Toc234871360"/>
+      <w:r>
+        <w:t>1.4.1 EfficientNetB0</w:t>
+      </w:r>
       <w:bookmarkEnd w:id="11"/>
     </w:p>
     <w:p>
       <w:pPr>
+        <w:pStyle w:val="Body"/>
+      </w:pPr>
+      <w:r>
+        <w:t>EfficientNet (Tan &amp; Le, 2019) là họ kiến trúc CNN sử dụ</w:t>
+      </w:r>
+      <w:r>
+        <w:t>ng phương pháp compound scaling</w:t>
+      </w:r>
+      <w:r>
+        <w:t xml:space="preserve"> - </w:t>
+      </w:r>
+      <w:r>
+        <w:t>mở rộng đồng thời và cân đối ba chiều độ sâu (depth), độ rộng (width) và độ phân giải ảnh đầu vào (resolution) theo một hệ số hợp lý, thay vì chỉ tăng một chiều riêng lẻ như các kiến trúc trước đó. EfficientNetB0 là phiên bản nhỏ nhất trong họ EfficientNet, có kích thước nhẹ (khoảng 5MB) nhưng vẫn đạt độ chính xác cạnh tranh, phù hợp để triển khai production với tốc độ suy luận nhanh.</w:t>
+      </w:r>
+    </w:p>
+    <w:p>
+      <w:pPr>
         <w:pStyle w:val="Heading3"/>
       </w:pPr>
-      <w:bookmarkStart w:id="12" w:name="_Toc234871360"/>
-      <w:r>
-        <w:t>1.4.1 EfficientNetB0</w:t>
+      <w:bookmarkStart w:id="12" w:name="_Toc234871361"/>
+      <w:r>
+        <w:t>1.4.2 DenseNet121</w:t>
       </w:r>
       <w:bookmarkEnd w:id="12"/>
     </w:p>
@@ -7646,51 +7667,24 @@
         <w:pStyle w:val="Body"/>
       </w:pPr>
       <w:r>
-        <w:t>EfficientNet (Tan &amp; Le, 2019) là họ kiến trúc CNN sử dụ</w:t>
-      </w:r>
-      <w:r>
-        <w:t>ng phương pháp compound scaling</w:t>
-      </w:r>
-      <w:r>
-        <w:t xml:space="preserve"> - </w:t>
-      </w:r>
-      <w:r>
-        <w:t>mở rộng đồng thời và cân đối ba chiều độ sâu (depth), độ rộng (width) và độ phân giải ảnh đầu vào (resolution) theo một hệ số hợp lý, thay vì chỉ tăng một chiều riêng lẻ như các kiến trúc trước đó. EfficientNetB0 là phiên bản nhỏ nhất trong họ EfficientNet, có kích thước nhẹ (khoảng 5MB) nhưng vẫn đạt độ chính xác cạnh tranh, phù hợp để triển khai production với tốc độ suy luận nhanh.</w:t>
-      </w:r>
-    </w:p>
-    <w:p>
-      <w:pPr>
-        <w:pStyle w:val="Heading3"/>
-      </w:pPr>
-      <w:bookmarkStart w:id="13" w:name="_Toc234871361"/>
-      <w:r>
-        <w:t>1.4.2 DenseNet121</w:t>
+        <w:t>DenseNet (Huang và cộng sự, 2017) là kiến trúc CNN trong đó mỗi lớp được kết nối trực tiếp với tất cả các lớp phía sau nó theo kiểu feed-forward dày đặc (dense connectivity), giúp tăng cường lan truyền đặc trưng (feature propagation), giảm hiện tượng vanishing gradient và tái sử dụng đặc trưng hiệu quả. Trong đề tài, DenseNet121 được dùng làm mô hình đối chiếu (benchmark) để so sánh với EfficientNetB0, đặc biệt được đánh giá cao trong các bài toán ảnh y tế nhờ khả năng trích xuất đặc trưng chi tiết.</w:t>
+      </w:r>
+    </w:p>
+    <w:p>
+      <w:pPr>
+        <w:pStyle w:val="Heading2"/>
+      </w:pPr>
+      <w:bookmarkStart w:id="13" w:name="_Toc234871362"/>
+      <w:r>
+        <w:t xml:space="preserve">1.5 Trí tuệ nhân tạo có thể giải thích </w:t>
+      </w:r>
+      <w:r>
+        <w:t>-</w:t>
+      </w:r>
+      <w:r>
+        <w:t xml:space="preserve"> Grad-CAM</w:t>
       </w:r>
       <w:bookmarkEnd w:id="13"/>
-    </w:p>
-    <w:p>
-      <w:pPr>
-        <w:pStyle w:val="Body"/>
-      </w:pPr>
-      <w:r>
-        <w:t>DenseNet (Huang và cộng sự, 2017) là kiến trúc CNN trong đó mỗi lớp được kết nối trực tiếp với tất cả các lớp phía sau nó theo kiểu feed-forward dày đặc (dense connectivity), giúp tăng cường lan truyền đặc trưng (feature propagation), giảm hiện tượng vanishing gradient và tái sử dụng đặc trưng hiệu quả. Trong đề tài, DenseNet121 được dùng làm mô hình đối chiếu (benchmark) để so sánh với EfficientNetB0, đặc biệt được đánh giá cao trong các bài toán ảnh y tế nhờ khả năng trích xuất đặc trưng chi tiết.</w:t>
-      </w:r>
-    </w:p>
-    <w:p>
-      <w:pPr>
-        <w:pStyle w:val="Heading2"/>
-      </w:pPr>
-      <w:bookmarkStart w:id="14" w:name="_Toc234871362"/>
-      <w:r>
-        <w:t xml:space="preserve">1.5 Trí tuệ nhân tạo có thể giải thích </w:t>
-      </w:r>
-      <w:r>
-        <w:t>-</w:t>
-      </w:r>
-      <w:r>
-        <w:t xml:space="preserve"> Grad-CAM</w:t>
-      </w:r>
-      <w:bookmarkEnd w:id="14"/>
     </w:p>
     <w:p>
       <w:pPr>
@@ -7715,14 +7709,11 @@
         <w:jc w:val="center"/>
       </w:pPr>
       <w:r>
-        <w:rPr>
-          <w:noProof/>
-        </w:rPr>
         <w:drawing>
-          <wp:inline distT="0" distB="0" distL="0" distR="0" wp14:anchorId="5E7A76ED" wp14:editId="1B31520B">
-            <wp:extent cx="4449096" cy="3448050"/>
-            <wp:effectExtent l="0" t="0" r="8890" b="0"/>
-            <wp:docPr id="8" name="Picture 8"/>
+          <wp:inline distT="0" distB="0" distL="0" distR="0" wp14:anchorId="7A20CC2B" wp14:editId="168AA354">
+            <wp:extent cx="5013434" cy="3813547"/>
+            <wp:effectExtent l="0" t="0" r="0" b="0"/>
+            <wp:docPr id="3" name="Picture 3"/>
             <wp:cNvGraphicFramePr>
               <a:graphicFrameLocks xmlns:a="http://schemas.openxmlformats.org/drawingml/2006/main" noChangeAspect="1"/>
             </wp:cNvGraphicFramePr>
@@ -7742,7 +7733,7 @@
                   <pic:spPr>
                     <a:xfrm>
                       <a:off x="0" y="0"/>
-                      <a:ext cx="4458017" cy="3454963"/>
+                      <a:ext cx="5025443" cy="3822682"/>
                     </a:xfrm>
                     <a:prstGeom prst="rect">
                       <a:avLst/>
@@ -7760,14 +7751,11 @@
         <w:jc w:val="center"/>
       </w:pPr>
       <w:r>
-        <w:rPr>
-          <w:noProof/>
-        </w:rPr>
         <w:drawing>
-          <wp:inline distT="0" distB="0" distL="0" distR="0" wp14:anchorId="4E2531B5" wp14:editId="03F0D210">
-            <wp:extent cx="4439174" cy="3433313"/>
+          <wp:inline distT="0" distB="0" distL="0" distR="0" wp14:anchorId="290E2A13" wp14:editId="7573FC1B">
+            <wp:extent cx="4903076" cy="3639876"/>
             <wp:effectExtent l="0" t="0" r="0" b="0"/>
-            <wp:docPr id="9" name="Picture 9"/>
+            <wp:docPr id="4" name="Picture 4"/>
             <wp:cNvGraphicFramePr>
               <a:graphicFrameLocks xmlns:a="http://schemas.openxmlformats.org/drawingml/2006/main" noChangeAspect="1"/>
             </wp:cNvGraphicFramePr>
@@ -7778,27 +7766,20 @@
                     <pic:cNvPr id="1" name=""/>
                     <pic:cNvPicPr/>
                   </pic:nvPicPr>
-                  <pic:blipFill rotWithShape="1">
+                  <pic:blipFill>
                     <a:blip r:embed="rId14"/>
-                    <a:srcRect b="2633"/>
-                    <a:stretch/>
+                    <a:stretch>
+                      <a:fillRect/>
+                    </a:stretch>
                   </pic:blipFill>
-                  <pic:spPr bwMode="auto">
+                  <pic:spPr>
                     <a:xfrm>
                       <a:off x="0" y="0"/>
-                      <a:ext cx="4439285" cy="3433399"/>
+                      <a:ext cx="4913499" cy="3647613"/>
                     </a:xfrm>
                     <a:prstGeom prst="rect">
                       <a:avLst/>
                     </a:prstGeom>
-                    <a:ln>
-                      <a:noFill/>
-                    </a:ln>
-                    <a:extLst>
-                      <a:ext uri="{53640926-AAD7-44D8-BBD7-CCE9431645EC}">
-                        <a14:shadowObscured xmlns:a14="http://schemas.microsoft.com/office/drawing/2010/main"/>
-                      </a:ext>
-                    </a:extLst>
                   </pic:spPr>
                 </pic:pic>
               </a:graphicData>
@@ -7811,11 +7792,11 @@
       <w:pPr>
         <w:pStyle w:val="tittlehnhnh"/>
       </w:pPr>
-      <w:bookmarkStart w:id="15" w:name="_Toc234871846"/>
+      <w:bookmarkStart w:id="14" w:name="_Toc234871846"/>
       <w:r>
         <w:t>Hình 1.1. Heatmap Grad-CAM thực tế</w:t>
       </w:r>
-      <w:bookmarkEnd w:id="15"/>
+      <w:bookmarkEnd w:id="14"/>
     </w:p>
     <w:p>
       <w:r>
@@ -7826,50 +7807,50 @@
       <w:pPr>
         <w:pStyle w:val="Heading1"/>
       </w:pPr>
-      <w:bookmarkStart w:id="16" w:name="_Toc234871363"/>
+      <w:bookmarkStart w:id="15" w:name="_Toc234871363"/>
       <w:r>
         <w:lastRenderedPageBreak/>
         <w:t>CHƯƠNG 2: PHÂN TÍCH VÀ THIẾT KẾ HỆ THỐNG</w:t>
       </w:r>
+      <w:bookmarkEnd w:id="15"/>
+    </w:p>
+    <w:p>
+      <w:pPr>
+        <w:pStyle w:val="Heading2"/>
+      </w:pPr>
+      <w:bookmarkStart w:id="16" w:name="_Toc234871364"/>
+      <w:r>
+        <w:t>2.1 Phát biểu bài toán</w:t>
+      </w:r>
       <w:bookmarkEnd w:id="16"/>
     </w:p>
     <w:p>
       <w:pPr>
+        <w:pStyle w:val="Body"/>
+      </w:pPr>
+      <w:r>
+        <w:t>Bài toán được phát biểu như sau: Cho một ảnh MRI não đầu vào, hệ thống cần dự đoán ảnh thuộc một trong bốn lớp (glioma, meningioma, pituitary, notumor), đồng thời sinh ra bản đồ Grad-CAM minh hoạ vùng ảnh mà mô hình đã dựa vào để đưa ra quyết định, và hiển thị toàn bộ kết quả trên giao diện web.</w:t>
+      </w:r>
+    </w:p>
+    <w:p>
+      <w:pPr>
         <w:pStyle w:val="Heading2"/>
       </w:pPr>
-      <w:bookmarkStart w:id="17" w:name="_Toc234871364"/>
-      <w:r>
-        <w:t>2.1 Phát biểu bài toán</w:t>
+      <w:bookmarkStart w:id="17" w:name="_Toc234871365"/>
+      <w:r>
+        <w:t>2.2 Yêu cầu hệ thống</w:t>
       </w:r>
       <w:bookmarkEnd w:id="17"/>
     </w:p>
     <w:p>
       <w:pPr>
-        <w:pStyle w:val="Body"/>
-      </w:pPr>
-      <w:r>
-        <w:t>Bài toán được phát biểu như sau: Cho một ảnh MRI não đầu vào, hệ thống cần dự đoán ảnh thuộc một trong bốn lớp (glioma, meningioma, pituitary, notumor), đồng thời sinh ra bản đồ Grad-CAM minh hoạ vùng ảnh mà mô hình đã dựa vào để đưa ra quyết định, và hiển thị toàn bộ kết quả trên giao diện web thân thiện với người dùng.</w:t>
-      </w:r>
-    </w:p>
-    <w:p>
-      <w:pPr>
-        <w:pStyle w:val="Heading2"/>
-      </w:pPr>
-      <w:bookmarkStart w:id="18" w:name="_Toc234871365"/>
-      <w:r>
-        <w:t>2.2 Yêu cầu hệ thống</w:t>
+        <w:pStyle w:val="Heading3"/>
+      </w:pPr>
+      <w:bookmarkStart w:id="18" w:name="_Toc234871366"/>
+      <w:r>
+        <w:t>2.2.1 Yêu cầu chức năng</w:t>
       </w:r>
       <w:bookmarkEnd w:id="18"/>
-    </w:p>
-    <w:p>
-      <w:pPr>
-        <w:pStyle w:val="Heading3"/>
-      </w:pPr>
-      <w:bookmarkStart w:id="19" w:name="_Toc234871366"/>
-      <w:r>
-        <w:t>2.2.1 Yêu cầu chức năng</w:t>
-      </w:r>
-      <w:bookmarkEnd w:id="19"/>
     </w:p>
     <w:tbl>
       <w:tblPr>
@@ -8193,21 +8174,21 @@
       <w:pPr>
         <w:pStyle w:val="tittlebng"/>
       </w:pPr>
-      <w:bookmarkStart w:id="20" w:name="_Toc234871814"/>
+      <w:bookmarkStart w:id="19" w:name="_Toc234871814"/>
       <w:r>
         <w:t>Bảng 2.1. Danh sách yêu cầu chức năng</w:t>
       </w:r>
+      <w:bookmarkEnd w:id="19"/>
+    </w:p>
+    <w:p>
+      <w:pPr>
+        <w:pStyle w:val="Heading3"/>
+      </w:pPr>
+      <w:bookmarkStart w:id="20" w:name="_Toc234871367"/>
+      <w:r>
+        <w:t>2.2.2 Yêu cầu phi chức năng</w:t>
+      </w:r>
       <w:bookmarkEnd w:id="20"/>
-    </w:p>
-    <w:p>
-      <w:pPr>
-        <w:pStyle w:val="Heading3"/>
-      </w:pPr>
-      <w:bookmarkStart w:id="21" w:name="_Toc234871367"/>
-      <w:r>
-        <w:t>2.2.2 Yêu cầu phi chức năng</w:t>
-      </w:r>
-      <w:bookmarkEnd w:id="21"/>
     </w:p>
     <w:tbl>
       <w:tblPr>
@@ -8481,21 +8462,21 @@
       <w:pPr>
         <w:pStyle w:val="tittlebng"/>
       </w:pPr>
-      <w:bookmarkStart w:id="22" w:name="_Toc234871815"/>
+      <w:bookmarkStart w:id="21" w:name="_Toc234871815"/>
       <w:r>
         <w:t>Bảng 2.2. Danh sách yêu cầu phi chức năng</w:t>
       </w:r>
+      <w:bookmarkEnd w:id="21"/>
+    </w:p>
+    <w:p>
+      <w:pPr>
+        <w:pStyle w:val="Heading2"/>
+      </w:pPr>
+      <w:bookmarkStart w:id="22" w:name="_Toc234871368"/>
+      <w:r>
+        <w:t>2.3 Kiến trúc tổng thể hệ thống</w:t>
+      </w:r>
       <w:bookmarkEnd w:id="22"/>
-    </w:p>
-    <w:p>
-      <w:pPr>
-        <w:pStyle w:val="Heading2"/>
-      </w:pPr>
-      <w:bookmarkStart w:id="23" w:name="_Toc234871368"/>
-      <w:r>
-        <w:t>2.3 Kiến trúc tổng thể hệ thống</w:t>
-      </w:r>
-      <w:bookmarkEnd w:id="23"/>
     </w:p>
     <w:p>
       <w:pPr>
@@ -8526,25 +8507,57 @@
           <w:iCs/>
           <w:color w:val="000000"/>
         </w:rPr>
-        <w:t xml:space="preserve">Ảnh </w:t>
-      </w:r>
-      <w:proofErr w:type="gramStart"/>
+        <w:t xml:space="preserve">Ảnh MRI </w:t>
+      </w:r>
       <w:r>
         <w:rPr>
           <w:i/>
           <w:iCs/>
           <w:color w:val="000000"/>
         </w:rPr>
-        <w:t>MRI  →</w:t>
-      </w:r>
-      <w:proofErr w:type="gramEnd"/>
+        <w:t xml:space="preserve">→ </w:t>
+      </w:r>
       <w:r>
         <w:rPr>
           <w:i/>
           <w:iCs/>
           <w:color w:val="000000"/>
         </w:rPr>
-        <w:t xml:space="preserve">  Tiền xử lý dữ liệu (Data Preprocessing)  →  Mô hình CNN (EfficientNetB0 / DenseNet121)  →  (a) Phân loại khối u  &amp;  (b) Grad-CAM  →  Kết quả có thể giải thích (ảnh + xác suất + heatmap)  →  Web Dashboard.</w:t>
+        <w:t xml:space="preserve">Tiền xử </w:t>
+      </w:r>
+      <w:r>
+        <w:rPr>
+          <w:i/>
+          <w:iCs/>
+          <w:color w:val="000000"/>
+        </w:rPr>
+        <w:t>lý dữ liệu (Data Preprocessing)</w:t>
+      </w:r>
+      <w:r>
+        <w:rPr>
+          <w:i/>
+          <w:iCs/>
+          <w:color w:val="000000"/>
+        </w:rPr>
+        <w:t xml:space="preserve"> </w:t>
+      </w:r>
+      <w:proofErr w:type="gramStart"/>
+      <w:r>
+        <w:rPr>
+          <w:i/>
+          <w:iCs/>
+          <w:color w:val="000000"/>
+        </w:rPr>
+        <w:t>→  Mô</w:t>
+      </w:r>
+      <w:proofErr w:type="gramEnd"/>
+      <w:r>
+        <w:rPr>
+          <w:i/>
+          <w:iCs/>
+          <w:color w:val="000000"/>
+        </w:rPr>
+        <w:t xml:space="preserve"> hình CNN (EfficientNetB0 / DenseNet121)  →  (a) Phân loại khối u  &amp;  (b) Grad-CAM  →  Kết quả có thể giải thích (ảnh + xác suất + heatmap)  →  Web Dashboard.</w:t>
       </w:r>
     </w:p>
     <w:p>
@@ -8605,21 +8618,21 @@
       <w:r>
         <w:t xml:space="preserve"> </w:t>
       </w:r>
-      <w:bookmarkStart w:id="24" w:name="_Toc234871847"/>
+      <w:bookmarkStart w:id="23" w:name="_Toc234871847"/>
       <w:r>
         <w:t>Hình 2.1. Sơ đồ kiến trúc hệ thống</w:t>
       </w:r>
+      <w:bookmarkEnd w:id="23"/>
+    </w:p>
+    <w:p>
+      <w:pPr>
+        <w:pStyle w:val="Heading2"/>
+      </w:pPr>
+      <w:bookmarkStart w:id="24" w:name="_Toc234871369"/>
+      <w:r>
+        <w:t>2.4 Kiến trúc mã nguồn dự án</w:t>
+      </w:r>
       <w:bookmarkEnd w:id="24"/>
-    </w:p>
-    <w:p>
-      <w:pPr>
-        <w:pStyle w:val="Heading2"/>
-      </w:pPr>
-      <w:bookmarkStart w:id="25" w:name="_Toc234871369"/>
-      <w:r>
-        <w:t>2.4 Kiến trúc mã nguồn dự án</w:t>
-      </w:r>
-      <w:bookmarkEnd w:id="25"/>
     </w:p>
     <w:p>
       <w:pPr>
@@ -9057,21 +9070,21 @@
       <w:pPr>
         <w:pStyle w:val="tittlebng"/>
       </w:pPr>
-      <w:bookmarkStart w:id="26" w:name="_Toc234871816"/>
+      <w:bookmarkStart w:id="25" w:name="_Toc234871816"/>
       <w:r>
         <w:t>Bảng 2.3. Cấu trúc thư mục và vai trò các module chính</w:t>
       </w:r>
+      <w:bookmarkEnd w:id="25"/>
+    </w:p>
+    <w:p>
+      <w:pPr>
+        <w:pStyle w:val="Heading2"/>
+      </w:pPr>
+      <w:bookmarkStart w:id="26" w:name="_Toc234871370"/>
+      <w:r>
+        <w:t>2.5 Bộ dữ liệu (Dataset)</w:t>
+      </w:r>
       <w:bookmarkEnd w:id="26"/>
-    </w:p>
-    <w:p>
-      <w:pPr>
-        <w:pStyle w:val="Heading2"/>
-      </w:pPr>
-      <w:bookmarkStart w:id="27" w:name="_Toc234871370"/>
-      <w:r>
-        <w:t>2.5 Bộ dữ liệu (Dataset)</w:t>
-      </w:r>
-      <w:bookmarkEnd w:id="27"/>
     </w:p>
     <w:p>
       <w:pPr>
@@ -9341,11 +9354,11 @@
       <w:pPr>
         <w:pStyle w:val="tittlebng"/>
       </w:pPr>
-      <w:bookmarkStart w:id="28" w:name="_Toc234871817"/>
+      <w:bookmarkStart w:id="27" w:name="_Toc234871817"/>
       <w:r>
         <w:t>Bảng 2.4. Thống kê bộ dữ liệu sử dụng</w:t>
       </w:r>
-      <w:bookmarkEnd w:id="28"/>
+      <w:bookmarkEnd w:id="27"/>
     </w:p>
     <w:p>
       <w:pPr>
@@ -9397,21 +9410,21 @@
       <w:pPr>
         <w:pStyle w:val="tittlehnhnh"/>
       </w:pPr>
-      <w:bookmarkStart w:id="29" w:name="_Toc234871848"/>
+      <w:bookmarkStart w:id="28" w:name="_Toc234871848"/>
       <w:r>
         <w:t>Hình 2.2. Biểu đồ phân bố số lượng ảnh theo từng lớp</w:t>
       </w:r>
+      <w:bookmarkEnd w:id="28"/>
+    </w:p>
+    <w:p>
+      <w:pPr>
+        <w:pStyle w:val="Heading2"/>
+      </w:pPr>
+      <w:bookmarkStart w:id="29" w:name="_Toc234871371"/>
+      <w:r>
+        <w:t>2.6 Tiền xử lý dữ liệu và Data Augmentation</w:t>
+      </w:r>
       <w:bookmarkEnd w:id="29"/>
-    </w:p>
-    <w:p>
-      <w:pPr>
-        <w:pStyle w:val="Heading2"/>
-      </w:pPr>
-      <w:bookmarkStart w:id="30" w:name="_Toc234871371"/>
-      <w:r>
-        <w:t>2.6 Tiền xử lý dữ liệu và Data Augmentation</w:t>
-      </w:r>
-      <w:bookmarkEnd w:id="30"/>
     </w:p>
     <w:p>
       <w:pPr>
@@ -9762,11 +9775,11 @@
       <w:pPr>
         <w:pStyle w:val="tittlebng"/>
       </w:pPr>
-      <w:bookmarkStart w:id="31" w:name="_Toc234871818"/>
+      <w:bookmarkStart w:id="30" w:name="_Toc234871818"/>
       <w:r>
         <w:t>Bảng 2.5. Các kỹ thuật Data Augmentation áp dụng trong huấn luyện</w:t>
       </w:r>
-      <w:bookmarkEnd w:id="31"/>
+      <w:bookmarkEnd w:id="30"/>
     </w:p>
     <w:p>
       <w:pPr>
@@ -9826,11 +9839,11 @@
         <w:lastRenderedPageBreak/>
         <w:tab/>
       </w:r>
-      <w:bookmarkStart w:id="32" w:name="_Toc234871849"/>
+      <w:bookmarkStart w:id="31" w:name="_Toc234871849"/>
       <w:r>
         <w:t>Hình 2.3. Phân bố kích thước ảnh</w:t>
       </w:r>
-      <w:bookmarkEnd w:id="32"/>
+      <w:bookmarkEnd w:id="31"/>
       <w:r>
         <w:tab/>
       </w:r>
@@ -9884,11 +9897,11 @@
       <w:pPr>
         <w:pStyle w:val="tittlehnhnh"/>
       </w:pPr>
-      <w:bookmarkStart w:id="33" w:name="_Toc234871850"/>
+      <w:bookmarkStart w:id="32" w:name="_Toc234871850"/>
       <w:r>
         <w:t>Hình 2.4. Phân bố cường độ sáng trung bình theo nhãn</w:t>
       </w:r>
-      <w:bookmarkEnd w:id="33"/>
+      <w:bookmarkEnd w:id="32"/>
     </w:p>
     <w:p>
       <w:pPr>
@@ -9939,14 +9952,14 @@
       <w:pPr>
         <w:pStyle w:val="tittlehnhnh"/>
       </w:pPr>
-      <w:bookmarkStart w:id="34" w:name="_Toc234871851"/>
+      <w:bookmarkStart w:id="33" w:name="_Toc234871851"/>
       <w:r>
         <w:t xml:space="preserve">Hình 2.5. Phân bố </w:t>
       </w:r>
       <w:r>
         <w:t>ảnh mẫu</w:t>
       </w:r>
-      <w:bookmarkEnd w:id="34"/>
+      <w:bookmarkEnd w:id="33"/>
     </w:p>
     <w:p>
       <w:pPr>
@@ -9998,11 +10011,11 @@
       <w:pPr>
         <w:pStyle w:val="tittlehnhnh"/>
       </w:pPr>
-      <w:bookmarkStart w:id="35" w:name="_Toc234871852"/>
+      <w:bookmarkStart w:id="34" w:name="_Toc234871852"/>
       <w:r>
         <w:t>Hình 2.6. Ảnh trung bình</w:t>
       </w:r>
-      <w:bookmarkEnd w:id="35"/>
+      <w:bookmarkEnd w:id="34"/>
       <w:r>
         <w:br w:type="page"/>
       </w:r>
@@ -10011,22 +10024,22 @@
       <w:pPr>
         <w:pStyle w:val="Heading1"/>
       </w:pPr>
-      <w:bookmarkStart w:id="36" w:name="_Toc234871372"/>
+      <w:bookmarkStart w:id="35" w:name="_Toc234871372"/>
       <w:r>
         <w:lastRenderedPageBreak/>
         <w:t>CHƯƠNG 3: HUẤN LUYỆN VÀ ĐÁNH GIÁ MÔ HÌNH</w:t>
       </w:r>
+      <w:bookmarkEnd w:id="35"/>
+    </w:p>
+    <w:p>
+      <w:pPr>
+        <w:pStyle w:val="Heading2"/>
+      </w:pPr>
+      <w:bookmarkStart w:id="36" w:name="_Toc234871373"/>
+      <w:r>
+        <w:t>3.1 Cấu hình huấn luyện</w:t>
+      </w:r>
       <w:bookmarkEnd w:id="36"/>
-    </w:p>
-    <w:p>
-      <w:pPr>
-        <w:pStyle w:val="Heading2"/>
-      </w:pPr>
-      <w:bookmarkStart w:id="37" w:name="_Toc234871373"/>
-      <w:r>
-        <w:t>3.1 Cấu hình huấn luyện</w:t>
-      </w:r>
-      <w:bookmarkEnd w:id="37"/>
     </w:p>
     <w:p>
       <w:pPr>
@@ -10389,21 +10402,21 @@
       <w:pPr>
         <w:pStyle w:val="tittlebng"/>
       </w:pPr>
-      <w:bookmarkStart w:id="38" w:name="_Toc234871819"/>
+      <w:bookmarkStart w:id="37" w:name="_Toc234871819"/>
       <w:r>
         <w:t>Bảng 3.1. Cấu hình huấn luyện áp dụng cho cả hai mô hình</w:t>
       </w:r>
+      <w:bookmarkEnd w:id="37"/>
+    </w:p>
+    <w:p>
+      <w:pPr>
+        <w:pStyle w:val="Heading2"/>
+      </w:pPr>
+      <w:bookmarkStart w:id="38" w:name="_Toc234871374"/>
+      <w:r>
+        <w:t>3.2 Kết quả huấn luyện EfficientNetB0</w:t>
+      </w:r>
       <w:bookmarkEnd w:id="38"/>
-    </w:p>
-    <w:p>
-      <w:pPr>
-        <w:pStyle w:val="Heading2"/>
-      </w:pPr>
-      <w:bookmarkStart w:id="39" w:name="_Toc234871374"/>
-      <w:r>
-        <w:t>3.2 Kết quả huấn luyện EfficientNetB0</w:t>
-      </w:r>
-      <w:bookmarkEnd w:id="39"/>
     </w:p>
     <w:p>
       <w:pPr>
@@ -10654,7 +10667,7 @@
       <w:pPr>
         <w:pStyle w:val="tittlebng"/>
       </w:pPr>
-      <w:bookmarkStart w:id="40" w:name="_Toc234871820"/>
+      <w:bookmarkStart w:id="39" w:name="_Toc234871820"/>
       <w:r>
         <w:t>Bảng 3</w:t>
       </w:r>
@@ -10664,7 +10677,7 @@
       <w:r>
         <w:t>EfficientNetB0 (Phase 2)</w:t>
       </w:r>
-      <w:bookmarkEnd w:id="40"/>
+      <w:bookmarkEnd w:id="39"/>
     </w:p>
     <w:p>
       <w:pPr>
@@ -11242,14 +11255,14 @@
       <w:pPr>
         <w:pStyle w:val="tittlebng"/>
       </w:pPr>
-      <w:bookmarkStart w:id="41" w:name="_Toc234871821"/>
+      <w:bookmarkStart w:id="40" w:name="_Toc234871821"/>
       <w:r>
         <w:t xml:space="preserve">Bảng 3.3. Classification Report - </w:t>
       </w:r>
       <w:r>
         <w:t>EfficientNetB0 (Validation set)</w:t>
       </w:r>
-      <w:bookmarkEnd w:id="41"/>
+      <w:bookmarkEnd w:id="40"/>
     </w:p>
     <w:p>
       <w:pPr>
@@ -11546,21 +11559,21 @@
       <w:pPr>
         <w:pStyle w:val="tittlebng"/>
       </w:pPr>
-      <w:bookmarkStart w:id="42" w:name="_Toc234871822"/>
+      <w:bookmarkStart w:id="41" w:name="_Toc234871822"/>
       <w:r>
         <w:t>Bảng 3.4. Hiệu năng EfficientNetB0 trên tập Test độc lập</w:t>
       </w:r>
+      <w:bookmarkEnd w:id="41"/>
+    </w:p>
+    <w:p>
+      <w:pPr>
+        <w:pStyle w:val="Heading2"/>
+      </w:pPr>
+      <w:bookmarkStart w:id="42" w:name="_Toc234871375"/>
+      <w:r>
+        <w:t>3.3 Kết quả huấn luyện DenseNet121</w:t>
+      </w:r>
       <w:bookmarkEnd w:id="42"/>
-    </w:p>
-    <w:p>
-      <w:pPr>
-        <w:pStyle w:val="Heading2"/>
-      </w:pPr>
-      <w:bookmarkStart w:id="43" w:name="_Toc234871375"/>
-      <w:r>
-        <w:t>3.3 Kết quả huấn luyện DenseNet121</w:t>
-      </w:r>
-      <w:bookmarkEnd w:id="43"/>
     </w:p>
     <w:p>
       <w:pPr>
@@ -12134,7 +12147,7 @@
       <w:pPr>
         <w:pStyle w:val="tittlebng"/>
       </w:pPr>
-      <w:bookmarkStart w:id="44" w:name="_Toc234871823"/>
+      <w:bookmarkStart w:id="43" w:name="_Toc234871823"/>
       <w:r>
         <w:t>Bảng 3.5. Classification Report</w:t>
       </w:r>
@@ -12144,7 +12157,7 @@
       <w:r>
         <w:t xml:space="preserve"> DenseNet121 (Validation set, best val_acc = 99.46% tại epoch 12)</w:t>
       </w:r>
-      <w:bookmarkEnd w:id="44"/>
+      <w:bookmarkEnd w:id="43"/>
     </w:p>
     <w:tbl>
       <w:tblPr>
@@ -12426,11 +12439,11 @@
       <w:pPr>
         <w:pStyle w:val="tittlebng"/>
       </w:pPr>
-      <w:bookmarkStart w:id="45" w:name="_Toc234871824"/>
+      <w:bookmarkStart w:id="44" w:name="_Toc234871824"/>
       <w:r>
         <w:t>Bảng 3.6. Hiệu năng DenseNet121 trên tập Test độc lập</w:t>
       </w:r>
-      <w:bookmarkEnd w:id="45"/>
+      <w:bookmarkEnd w:id="44"/>
     </w:p>
     <w:p>
       <w:pPr>
@@ -12482,7 +12495,7 @@
       <w:pPr>
         <w:pStyle w:val="tittlehnhnh"/>
       </w:pPr>
-      <w:bookmarkStart w:id="46" w:name="_Toc234871853"/>
+      <w:bookmarkStart w:id="45" w:name="_Toc234871853"/>
       <w:r>
         <w:t xml:space="preserve">Hình 3.1. Biểu đồ Training/Validation Loss &amp; Accuracy qua các </w:t>
       </w:r>
@@ -12500,17 +12513,17 @@
       <w:r>
         <w:t xml:space="preserve"> EfficientNetB0 và DenseNet121</w:t>
       </w:r>
+      <w:bookmarkEnd w:id="45"/>
+    </w:p>
+    <w:p>
+      <w:pPr>
+        <w:pStyle w:val="Heading2"/>
+      </w:pPr>
+      <w:bookmarkStart w:id="46" w:name="_Toc234871376"/>
+      <w:r>
+        <w:t>3.4 So sánh hai mô hình</w:t>
+      </w:r>
       <w:bookmarkEnd w:id="46"/>
-    </w:p>
-    <w:p>
-      <w:pPr>
-        <w:pStyle w:val="Heading2"/>
-      </w:pPr>
-      <w:bookmarkStart w:id="47" w:name="_Toc234871376"/>
-      <w:r>
-        <w:t>3.4 So sánh hai mô hình</w:t>
-      </w:r>
-      <w:bookmarkEnd w:id="47"/>
     </w:p>
     <w:tbl>
       <w:tblPr>
@@ -12927,11 +12940,11 @@
       <w:pPr>
         <w:pStyle w:val="tittlebng"/>
       </w:pPr>
-      <w:bookmarkStart w:id="48" w:name="_Toc234871825"/>
+      <w:bookmarkStart w:id="47" w:name="_Toc234871825"/>
       <w:r>
         <w:t>Bảng 3.7. Bảng so sánh tổng hợp EfficientNetB0 và DenseNet121</w:t>
       </w:r>
-      <w:bookmarkEnd w:id="48"/>
+      <w:bookmarkEnd w:id="47"/>
     </w:p>
     <w:p>
       <w:pPr>
@@ -12983,12 +12996,12 @@
       <w:pPr>
         <w:pStyle w:val="tittlehnhnh"/>
       </w:pPr>
-      <w:bookmarkStart w:id="49" w:name="_Toc234871854"/>
+      <w:bookmarkStart w:id="48" w:name="_Toc234871854"/>
       <w:r>
         <w:lastRenderedPageBreak/>
         <w:t>Hình 3.2. Biểu đồ so sánh các chỉ số Accuracy / Precision / Recall / F1 / AUC giữa hai mô hình</w:t>
       </w:r>
-      <w:bookmarkEnd w:id="49"/>
+      <w:bookmarkEnd w:id="48"/>
     </w:p>
     <w:p>
       <w:pPr>
@@ -13040,11 +13053,11 @@
       <w:pPr>
         <w:pStyle w:val="tittlehnhnh"/>
       </w:pPr>
-      <w:bookmarkStart w:id="50" w:name="_Toc234871855"/>
+      <w:bookmarkStart w:id="49" w:name="_Toc234871855"/>
       <w:r>
         <w:t>Hình 3.3. So sánh F1-score theo từng lớp giữa EfficientNetB0 và DenseNet121</w:t>
       </w:r>
-      <w:bookmarkEnd w:id="50"/>
+      <w:bookmarkEnd w:id="49"/>
     </w:p>
     <w:p>
       <w:pPr>
@@ -13096,11 +13109,11 @@
       <w:pPr>
         <w:pStyle w:val="tittlehnhnh"/>
       </w:pPr>
-      <w:bookmarkStart w:id="51" w:name="_Toc234871856"/>
+      <w:bookmarkStart w:id="50" w:name="_Toc234871856"/>
       <w:r>
         <w:t>Hình 3.4. Ma trận nhầm lẫn (Confusion Matrix) của hai mô hình trên tập Test</w:t>
       </w:r>
-      <w:bookmarkEnd w:id="51"/>
+      <w:bookmarkEnd w:id="50"/>
     </w:p>
     <w:p>
       <w:pPr>
@@ -13152,11 +13165,11 @@
       <w:pPr>
         <w:pStyle w:val="tittlehnhnh"/>
       </w:pPr>
-      <w:bookmarkStart w:id="52" w:name="_Toc234871857"/>
+      <w:bookmarkStart w:id="51" w:name="_Toc234871857"/>
       <w:r>
         <w:t>Hình 3.5. Đường cong ROC theo từng lớp của hai mô hình</w:t>
       </w:r>
-      <w:bookmarkEnd w:id="52"/>
+      <w:bookmarkEnd w:id="51"/>
     </w:p>
     <w:p>
       <w:pPr>
@@ -13209,11 +13222,11 @@
       <w:pPr>
         <w:pStyle w:val="tittlehnhnh"/>
       </w:pPr>
-      <w:bookmarkStart w:id="53" w:name="_Toc234871858"/>
+      <w:bookmarkStart w:id="52" w:name="_Toc234871858"/>
       <w:r>
         <w:t>Hình 3.6. Dashboard tổng hợp kết quả đánh giá mô hình</w:t>
       </w:r>
-      <w:bookmarkEnd w:id="53"/>
+      <w:bookmarkEnd w:id="52"/>
     </w:p>
     <w:p>
       <w:r>
@@ -13224,28 +13237,28 @@
       <w:pPr>
         <w:pStyle w:val="Heading1"/>
       </w:pPr>
-      <w:bookmarkStart w:id="54" w:name="_Toc234871377"/>
+      <w:bookmarkStart w:id="53" w:name="_Toc234871377"/>
       <w:r>
         <w:lastRenderedPageBreak/>
         <w:t>CHƯƠNG 4: TRIỂN KHAI HỆ THỐNG</w:t>
       </w:r>
+      <w:bookmarkEnd w:id="53"/>
+    </w:p>
+    <w:p>
+      <w:pPr>
+        <w:pStyle w:val="Heading2"/>
+      </w:pPr>
+      <w:bookmarkStart w:id="54" w:name="_Toc234871378"/>
+      <w:r>
+        <w:t xml:space="preserve">4.1 Backend </w:t>
+      </w:r>
+      <w:r>
+        <w:t xml:space="preserve">- </w:t>
+      </w:r>
+      <w:r>
+        <w:t>FastAPI</w:t>
+      </w:r>
       <w:bookmarkEnd w:id="54"/>
-    </w:p>
-    <w:p>
-      <w:pPr>
-        <w:pStyle w:val="Heading2"/>
-      </w:pPr>
-      <w:bookmarkStart w:id="55" w:name="_Toc234871378"/>
-      <w:r>
-        <w:t xml:space="preserve">4.1 Backend </w:t>
-      </w:r>
-      <w:r>
-        <w:t xml:space="preserve">- </w:t>
-      </w:r>
-      <w:r>
-        <w:t>FastAPI</w:t>
-      </w:r>
-      <w:bookmarkEnd w:id="55"/>
     </w:p>
     <w:p>
       <w:pPr>
@@ -13546,10 +13559,31 @@
       <w:pPr>
         <w:pStyle w:val="tittlebng"/>
       </w:pPr>
-      <w:bookmarkStart w:id="56" w:name="_Toc234871826"/>
+      <w:bookmarkStart w:id="55" w:name="_Toc234871826"/>
       <w:r>
         <w:t>Bảng 4.1. Danh sách API Endpoint của Backend</w:t>
       </w:r>
+      <w:bookmarkEnd w:id="55"/>
+    </w:p>
+    <w:p>
+      <w:pPr>
+        <w:pStyle w:val="Body"/>
+      </w:pPr>
+      <w:r>
+        <w:t>Endpoint /predict nhận file ảnh (định dạng PNG/JPEG/JPG, giới hạn tối đa 10MB) và trả về kết quả dạng JSON gồm nhãn dự đoán, độ tin cậy, xác suất của từng lớp, và ảnh heatmap Grad-CAM được mã hoá Base64 để hiển thị trực tiếp trên giao diện web mà không cần lưu file trung gian.</w:t>
+      </w:r>
+    </w:p>
+    <w:p>
+      <w:pPr>
+        <w:pStyle w:val="Heading2"/>
+      </w:pPr>
+      <w:bookmarkStart w:id="56" w:name="_Toc234871379"/>
+      <w:r>
+        <w:t xml:space="preserve">4.2 Frontend - </w:t>
+      </w:r>
+      <w:r>
+        <w:t>Next.js</w:t>
+      </w:r>
       <w:bookmarkEnd w:id="56"/>
     </w:p>
     <w:p>
@@ -13557,27 +13591,6 @@
         <w:pStyle w:val="Body"/>
       </w:pPr>
       <w:r>
-        <w:t>Endpoint /predict nhận file ảnh (định dạng PNG/JPEG/JPG, giới hạn tối đa 10MB) và trả về kết quả dạng JSON gồm nhãn dự đoán, độ tin cậy, xác suất của từng lớp, và ảnh heatmap Grad-CAM được mã hoá Base64 để hiển thị trực tiếp trên giao diện web mà không cần lưu file trung gian.</w:t>
-      </w:r>
-    </w:p>
-    <w:p>
-      <w:pPr>
-        <w:pStyle w:val="Heading2"/>
-      </w:pPr>
-      <w:bookmarkStart w:id="57" w:name="_Toc234871379"/>
-      <w:r>
-        <w:t xml:space="preserve">4.2 Frontend - </w:t>
-      </w:r>
-      <w:r>
-        <w:t>Next.js</w:t>
-      </w:r>
-      <w:bookmarkEnd w:id="57"/>
-    </w:p>
-    <w:p>
-      <w:pPr>
-        <w:pStyle w:val="Body"/>
-      </w:pPr>
-      <w:r>
         <w:t>Giao diện người dùng được xây dựng bằng Next.js (App Router) kết hợp Tailwind CSS, cho phép người dùng tải ảnh MRI lên, xem trước ảnh, gửi yêu cầu phân loại đến Backend và hiển thị trực quan kết quả gồm: ảnh gốc, nhãn dự đoán, độ tin cậy (%) và bản đồ Grad-CAM chồng lên ảnh gốc.</w:t>
       </w:r>
     </w:p>
@@ -13586,15 +13599,12 @@
         <w:jc w:val="center"/>
       </w:pPr>
       <w:r>
-        <w:rPr>
-          <w:noProof/>
-        </w:rPr>
         <w:lastRenderedPageBreak/>
         <w:drawing>
-          <wp:inline distT="0" distB="0" distL="0" distR="0" wp14:anchorId="6BDC1878" wp14:editId="75A394FF">
-            <wp:extent cx="5760085" cy="2601595"/>
-            <wp:effectExtent l="0" t="0" r="0" b="8255"/>
-            <wp:docPr id="16" name="Picture 16"/>
+          <wp:inline distT="0" distB="0" distL="0" distR="0" wp14:anchorId="355DCC53" wp14:editId="328F1272">
+            <wp:extent cx="5760085" cy="2578100"/>
+            <wp:effectExtent l="0" t="0" r="0" b="0"/>
+            <wp:docPr id="5" name="Picture 5"/>
             <wp:cNvGraphicFramePr>
               <a:graphicFrameLocks xmlns:a="http://schemas.openxmlformats.org/drawingml/2006/main" noChangeAspect="1"/>
             </wp:cNvGraphicFramePr>
@@ -13614,7 +13624,7 @@
                   <pic:spPr>
                     <a:xfrm>
                       <a:off x="0" y="0"/>
-                      <a:ext cx="5760085" cy="2601595"/>
+                      <a:ext cx="5760085" cy="2578100"/>
                     </a:xfrm>
                     <a:prstGeom prst="rect">
                       <a:avLst/>
@@ -13626,6 +13636,8 @@
           </wp:inline>
         </w:drawing>
       </w:r>
+      <w:bookmarkStart w:id="57" w:name="_GoBack"/>
+      <w:bookmarkEnd w:id="57"/>
     </w:p>
     <w:p>
       <w:pPr>
@@ -16174,7 +16186,7 @@
 </file>
 
 <file path=customXml/itemProps1.xml><?xml version="1.0" encoding="utf-8"?>
-<ds:datastoreItem xmlns:ds="http://schemas.openxmlformats.org/officeDocument/2006/customXml" ds:itemID="{4DF04A7F-CBC1-4C19-B6AA-B5A0FBEF144D}">
+<ds:datastoreItem xmlns:ds="http://schemas.openxmlformats.org/officeDocument/2006/customXml" ds:itemID="{2FFE2564-A579-4DF5-B2D1-8F822CCED283}">
   <ds:schemaRefs>
     <ds:schemaRef ds:uri="http://schemas.openxmlformats.org/officeDocument/2006/bibliography"/>
   </ds:schemaRefs>

--- a/docs/Report_Group3_BrainTumorAI.docx
+++ b/docs/Report_Group3_BrainTumorAI.docx
@@ -768,7 +768,7 @@
           <w:iCs/>
           <w:color w:val="000000"/>
         </w:rPr>
-        <w:t>17</w:t>
+        <w:t>18</w:t>
       </w:r>
       <w:r>
         <w:rPr>
@@ -874,8 +874,17 @@
           <w:i/>
           <w:iCs/>
         </w:rPr>
-        <w:t>TP. Hồ Chí Minh, ngày 17</w:t>
-      </w:r>
+        <w:t>TP. Hồ Chí Minh, ngày 1</w:t>
+      </w:r>
+      <w:r>
+        <w:rPr>
+          <w:i/>
+          <w:iCs/>
+        </w:rPr>
+        <w:t>8</w:t>
+      </w:r>
+      <w:bookmarkStart w:id="0" w:name="_GoBack"/>
+      <w:bookmarkEnd w:id="0"/>
       <w:r>
         <w:rPr>
           <w:i/>
@@ -6964,22 +6973,22 @@
       <w:pPr>
         <w:pStyle w:val="Heading1"/>
       </w:pPr>
-      <w:bookmarkStart w:id="0" w:name="_Toc234871350"/>
+      <w:bookmarkStart w:id="1" w:name="_Toc234871350"/>
       <w:r>
         <w:lastRenderedPageBreak/>
         <w:t>MỞ ĐẦU</w:t>
       </w:r>
-      <w:bookmarkEnd w:id="0"/>
+      <w:bookmarkEnd w:id="1"/>
     </w:p>
     <w:p>
       <w:pPr>
         <w:pStyle w:val="Heading2"/>
       </w:pPr>
-      <w:bookmarkStart w:id="1" w:name="_Toc234871351"/>
+      <w:bookmarkStart w:id="2" w:name="_Toc234871351"/>
       <w:r>
         <w:t>1. Lý do chọn đề tài</w:t>
       </w:r>
-      <w:bookmarkEnd w:id="1"/>
+      <w:bookmarkEnd w:id="2"/>
     </w:p>
     <w:p>
       <w:pPr>
@@ -7060,11 +7069,11 @@
       <w:pPr>
         <w:pStyle w:val="Heading2"/>
       </w:pPr>
-      <w:bookmarkStart w:id="2" w:name="_Toc234871352"/>
+      <w:bookmarkStart w:id="3" w:name="_Toc234871352"/>
       <w:r>
         <w:t>2. Mục tiêu nghiên cứu</w:t>
       </w:r>
-      <w:bookmarkEnd w:id="2"/>
+      <w:bookmarkEnd w:id="3"/>
     </w:p>
     <w:p>
       <w:pPr>
@@ -7151,11 +7160,11 @@
       <w:pPr>
         <w:pStyle w:val="Heading2"/>
       </w:pPr>
-      <w:bookmarkStart w:id="3" w:name="_Toc234871353"/>
+      <w:bookmarkStart w:id="4" w:name="_Toc234871353"/>
       <w:r>
         <w:t>3. Đối tượng và phạm vi nghiên cứu</w:t>
       </w:r>
-      <w:bookmarkEnd w:id="3"/>
+      <w:bookmarkEnd w:id="4"/>
     </w:p>
     <w:p>
       <w:pPr>
@@ -7219,11 +7228,11 @@
       <w:pPr>
         <w:pStyle w:val="Heading2"/>
       </w:pPr>
-      <w:bookmarkStart w:id="4" w:name="_Toc234871354"/>
+      <w:bookmarkStart w:id="5" w:name="_Toc234871354"/>
       <w:r>
         <w:t>4. Phương pháp nghiên cứu</w:t>
       </w:r>
-      <w:bookmarkEnd w:id="4"/>
+      <w:bookmarkEnd w:id="5"/>
     </w:p>
     <w:p>
       <w:pPr>
@@ -7253,22 +7262,22 @@
       <w:pPr>
         <w:pStyle w:val="Heading1"/>
       </w:pPr>
-      <w:bookmarkStart w:id="5" w:name="_Toc234871355"/>
+      <w:bookmarkStart w:id="6" w:name="_Toc234871355"/>
       <w:r>
         <w:lastRenderedPageBreak/>
         <w:t>CHƯƠNG 1: CƠ SỞ LÝ THUYẾT</w:t>
       </w:r>
-      <w:bookmarkEnd w:id="5"/>
+      <w:bookmarkEnd w:id="6"/>
     </w:p>
     <w:p>
       <w:pPr>
         <w:pStyle w:val="Heading2"/>
       </w:pPr>
-      <w:bookmarkStart w:id="6" w:name="_Toc234871356"/>
+      <w:bookmarkStart w:id="7" w:name="_Toc234871356"/>
       <w:r>
         <w:t>1.1 Tổng quan về khối u não và ảnh MRI</w:t>
       </w:r>
-      <w:bookmarkEnd w:id="6"/>
+      <w:bookmarkEnd w:id="7"/>
     </w:p>
     <w:p>
       <w:pPr>
@@ -7527,17 +7536,17 @@
       <w:pPr>
         <w:pStyle w:val="tittlebng"/>
       </w:pPr>
-      <w:bookmarkStart w:id="7" w:name="_Toc234871813"/>
+      <w:bookmarkStart w:id="8" w:name="_Toc234871813"/>
       <w:r>
         <w:t>Bảng 1.1. Bốn lớp phân loại trong bài toán Brain Tumor MRI Classification</w:t>
       </w:r>
-      <w:bookmarkEnd w:id="7"/>
+      <w:bookmarkEnd w:id="8"/>
     </w:p>
     <w:p>
       <w:pPr>
         <w:pStyle w:val="Heading2"/>
       </w:pPr>
-      <w:bookmarkStart w:id="8" w:name="_Toc234871357"/>
+      <w:bookmarkStart w:id="9" w:name="_Toc234871357"/>
       <w:r>
         <w:t>1.2 Mạng nơ-ron tích chậ</w:t>
       </w:r>
@@ -7550,7 +7559,7 @@
       <w:r>
         <w:t>CNN)</w:t>
       </w:r>
-      <w:bookmarkEnd w:id="8"/>
+      <w:bookmarkEnd w:id="9"/>
     </w:p>
     <w:p>
       <w:pPr>
@@ -7564,11 +7573,11 @@
       <w:pPr>
         <w:pStyle w:val="Heading2"/>
       </w:pPr>
-      <w:bookmarkStart w:id="9" w:name="_Toc234871358"/>
+      <w:bookmarkStart w:id="10" w:name="_Toc234871358"/>
       <w:r>
         <w:t>1.3 Học chuyển giao (Transfer Learning)</w:t>
       </w:r>
-      <w:bookmarkEnd w:id="9"/>
+      <w:bookmarkEnd w:id="10"/>
     </w:p>
     <w:p>
       <w:pPr>
@@ -7619,21 +7628,21 @@
       <w:pPr>
         <w:pStyle w:val="Heading2"/>
       </w:pPr>
-      <w:bookmarkStart w:id="10" w:name="_Toc234871359"/>
+      <w:bookmarkStart w:id="11" w:name="_Toc234871359"/>
       <w:r>
         <w:t>1.4 Kiến trúc mô hình sử dụng</w:t>
       </w:r>
-      <w:bookmarkEnd w:id="10"/>
+      <w:bookmarkEnd w:id="11"/>
     </w:p>
     <w:p>
       <w:pPr>
         <w:pStyle w:val="Heading3"/>
       </w:pPr>
-      <w:bookmarkStart w:id="11" w:name="_Toc234871360"/>
+      <w:bookmarkStart w:id="12" w:name="_Toc234871360"/>
       <w:r>
         <w:t>1.4.1 EfficientNetB0</w:t>
       </w:r>
-      <w:bookmarkEnd w:id="11"/>
+      <w:bookmarkEnd w:id="12"/>
     </w:p>
     <w:p>
       <w:pPr>
@@ -7656,11 +7665,11 @@
       <w:pPr>
         <w:pStyle w:val="Heading3"/>
       </w:pPr>
-      <w:bookmarkStart w:id="12" w:name="_Toc234871361"/>
+      <w:bookmarkStart w:id="13" w:name="_Toc234871361"/>
       <w:r>
         <w:t>1.4.2 DenseNet121</w:t>
       </w:r>
-      <w:bookmarkEnd w:id="12"/>
+      <w:bookmarkEnd w:id="13"/>
     </w:p>
     <w:p>
       <w:pPr>
@@ -7674,7 +7683,7 @@
       <w:pPr>
         <w:pStyle w:val="Heading2"/>
       </w:pPr>
-      <w:bookmarkStart w:id="13" w:name="_Toc234871362"/>
+      <w:bookmarkStart w:id="14" w:name="_Toc234871362"/>
       <w:r>
         <w:t xml:space="preserve">1.5 Trí tuệ nhân tạo có thể giải thích </w:t>
       </w:r>
@@ -7684,7 +7693,7 @@
       <w:r>
         <w:t xml:space="preserve"> Grad-CAM</w:t>
       </w:r>
-      <w:bookmarkEnd w:id="13"/>
+      <w:bookmarkEnd w:id="14"/>
     </w:p>
     <w:p>
       <w:pPr>
@@ -7709,6 +7718,9 @@
         <w:jc w:val="center"/>
       </w:pPr>
       <w:r>
+        <w:rPr>
+          <w:noProof/>
+        </w:rPr>
         <w:drawing>
           <wp:inline distT="0" distB="0" distL="0" distR="0" wp14:anchorId="7A20CC2B" wp14:editId="168AA354">
             <wp:extent cx="5013434" cy="3813547"/>
@@ -7751,6 +7763,9 @@
         <w:jc w:val="center"/>
       </w:pPr>
       <w:r>
+        <w:rPr>
+          <w:noProof/>
+        </w:rPr>
         <w:drawing>
           <wp:inline distT="0" distB="0" distL="0" distR="0" wp14:anchorId="290E2A13" wp14:editId="7573FC1B">
             <wp:extent cx="4903076" cy="3639876"/>
@@ -7792,11 +7807,11 @@
       <w:pPr>
         <w:pStyle w:val="tittlehnhnh"/>
       </w:pPr>
-      <w:bookmarkStart w:id="14" w:name="_Toc234871846"/>
+      <w:bookmarkStart w:id="15" w:name="_Toc234871846"/>
       <w:r>
         <w:t>Hình 1.1. Heatmap Grad-CAM thực tế</w:t>
       </w:r>
-      <w:bookmarkEnd w:id="14"/>
+      <w:bookmarkEnd w:id="15"/>
     </w:p>
     <w:p>
       <w:r>
@@ -7807,22 +7822,22 @@
       <w:pPr>
         <w:pStyle w:val="Heading1"/>
       </w:pPr>
-      <w:bookmarkStart w:id="15" w:name="_Toc234871363"/>
+      <w:bookmarkStart w:id="16" w:name="_Toc234871363"/>
       <w:r>
         <w:lastRenderedPageBreak/>
         <w:t>CHƯƠNG 2: PHÂN TÍCH VÀ THIẾT KẾ HỆ THỐNG</w:t>
       </w:r>
-      <w:bookmarkEnd w:id="15"/>
+      <w:bookmarkEnd w:id="16"/>
     </w:p>
     <w:p>
       <w:pPr>
         <w:pStyle w:val="Heading2"/>
       </w:pPr>
-      <w:bookmarkStart w:id="16" w:name="_Toc234871364"/>
+      <w:bookmarkStart w:id="17" w:name="_Toc234871364"/>
       <w:r>
         <w:t>2.1 Phát biểu bài toán</w:t>
       </w:r>
-      <w:bookmarkEnd w:id="16"/>
+      <w:bookmarkEnd w:id="17"/>
     </w:p>
     <w:p>
       <w:pPr>
@@ -7836,21 +7851,21 @@
       <w:pPr>
         <w:pStyle w:val="Heading2"/>
       </w:pPr>
-      <w:bookmarkStart w:id="17" w:name="_Toc234871365"/>
+      <w:bookmarkStart w:id="18" w:name="_Toc234871365"/>
       <w:r>
         <w:t>2.2 Yêu cầu hệ thống</w:t>
       </w:r>
-      <w:bookmarkEnd w:id="17"/>
+      <w:bookmarkEnd w:id="18"/>
     </w:p>
     <w:p>
       <w:pPr>
         <w:pStyle w:val="Heading3"/>
       </w:pPr>
-      <w:bookmarkStart w:id="18" w:name="_Toc234871366"/>
+      <w:bookmarkStart w:id="19" w:name="_Toc234871366"/>
       <w:r>
         <w:t>2.2.1 Yêu cầu chức năng</w:t>
       </w:r>
-      <w:bookmarkEnd w:id="18"/>
+      <w:bookmarkEnd w:id="19"/>
     </w:p>
     <w:tbl>
       <w:tblPr>
@@ -8174,21 +8189,21 @@
       <w:pPr>
         <w:pStyle w:val="tittlebng"/>
       </w:pPr>
-      <w:bookmarkStart w:id="19" w:name="_Toc234871814"/>
+      <w:bookmarkStart w:id="20" w:name="_Toc234871814"/>
       <w:r>
         <w:t>Bảng 2.1. Danh sách yêu cầu chức năng</w:t>
       </w:r>
-      <w:bookmarkEnd w:id="19"/>
+      <w:bookmarkEnd w:id="20"/>
     </w:p>
     <w:p>
       <w:pPr>
         <w:pStyle w:val="Heading3"/>
       </w:pPr>
-      <w:bookmarkStart w:id="20" w:name="_Toc234871367"/>
+      <w:bookmarkStart w:id="21" w:name="_Toc234871367"/>
       <w:r>
         <w:t>2.2.2 Yêu cầu phi chức năng</w:t>
       </w:r>
-      <w:bookmarkEnd w:id="20"/>
+      <w:bookmarkEnd w:id="21"/>
     </w:p>
     <w:tbl>
       <w:tblPr>
@@ -8462,21 +8477,21 @@
       <w:pPr>
         <w:pStyle w:val="tittlebng"/>
       </w:pPr>
-      <w:bookmarkStart w:id="21" w:name="_Toc234871815"/>
+      <w:bookmarkStart w:id="22" w:name="_Toc234871815"/>
       <w:r>
         <w:t>Bảng 2.2. Danh sách yêu cầu phi chức năng</w:t>
       </w:r>
-      <w:bookmarkEnd w:id="21"/>
+      <w:bookmarkEnd w:id="22"/>
     </w:p>
     <w:p>
       <w:pPr>
         <w:pStyle w:val="Heading2"/>
       </w:pPr>
-      <w:bookmarkStart w:id="22" w:name="_Toc234871368"/>
+      <w:bookmarkStart w:id="23" w:name="_Toc234871368"/>
       <w:r>
         <w:t>2.3 Kiến trúc tổng thể hệ thống</w:t>
       </w:r>
-      <w:bookmarkEnd w:id="22"/>
+      <w:bookmarkEnd w:id="23"/>
     </w:p>
     <w:p>
       <w:pPr>
@@ -8618,21 +8633,21 @@
       <w:r>
         <w:t xml:space="preserve"> </w:t>
       </w:r>
-      <w:bookmarkStart w:id="23" w:name="_Toc234871847"/>
+      <w:bookmarkStart w:id="24" w:name="_Toc234871847"/>
       <w:r>
         <w:t>Hình 2.1. Sơ đồ kiến trúc hệ thống</w:t>
       </w:r>
-      <w:bookmarkEnd w:id="23"/>
+      <w:bookmarkEnd w:id="24"/>
     </w:p>
     <w:p>
       <w:pPr>
         <w:pStyle w:val="Heading2"/>
       </w:pPr>
-      <w:bookmarkStart w:id="24" w:name="_Toc234871369"/>
+      <w:bookmarkStart w:id="25" w:name="_Toc234871369"/>
       <w:r>
         <w:t>2.4 Kiến trúc mã nguồn dự án</w:t>
       </w:r>
-      <w:bookmarkEnd w:id="24"/>
+      <w:bookmarkEnd w:id="25"/>
     </w:p>
     <w:p>
       <w:pPr>
@@ -9070,21 +9085,21 @@
       <w:pPr>
         <w:pStyle w:val="tittlebng"/>
       </w:pPr>
-      <w:bookmarkStart w:id="25" w:name="_Toc234871816"/>
+      <w:bookmarkStart w:id="26" w:name="_Toc234871816"/>
       <w:r>
         <w:t>Bảng 2.3. Cấu trúc thư mục và vai trò các module chính</w:t>
       </w:r>
-      <w:bookmarkEnd w:id="25"/>
+      <w:bookmarkEnd w:id="26"/>
     </w:p>
     <w:p>
       <w:pPr>
         <w:pStyle w:val="Heading2"/>
       </w:pPr>
-      <w:bookmarkStart w:id="26" w:name="_Toc234871370"/>
+      <w:bookmarkStart w:id="27" w:name="_Toc234871370"/>
       <w:r>
         <w:t>2.5 Bộ dữ liệu (Dataset)</w:t>
       </w:r>
-      <w:bookmarkEnd w:id="26"/>
+      <w:bookmarkEnd w:id="27"/>
     </w:p>
     <w:p>
       <w:pPr>
@@ -9354,11 +9369,11 @@
       <w:pPr>
         <w:pStyle w:val="tittlebng"/>
       </w:pPr>
-      <w:bookmarkStart w:id="27" w:name="_Toc234871817"/>
+      <w:bookmarkStart w:id="28" w:name="_Toc234871817"/>
       <w:r>
         <w:t>Bảng 2.4. Thống kê bộ dữ liệu sử dụng</w:t>
       </w:r>
-      <w:bookmarkEnd w:id="27"/>
+      <w:bookmarkEnd w:id="28"/>
     </w:p>
     <w:p>
       <w:pPr>
@@ -9410,21 +9425,21 @@
       <w:pPr>
         <w:pStyle w:val="tittlehnhnh"/>
       </w:pPr>
-      <w:bookmarkStart w:id="28" w:name="_Toc234871848"/>
+      <w:bookmarkStart w:id="29" w:name="_Toc234871848"/>
       <w:r>
         <w:t>Hình 2.2. Biểu đồ phân bố số lượng ảnh theo từng lớp</w:t>
       </w:r>
-      <w:bookmarkEnd w:id="28"/>
+      <w:bookmarkEnd w:id="29"/>
     </w:p>
     <w:p>
       <w:pPr>
         <w:pStyle w:val="Heading2"/>
       </w:pPr>
-      <w:bookmarkStart w:id="29" w:name="_Toc234871371"/>
+      <w:bookmarkStart w:id="30" w:name="_Toc234871371"/>
       <w:r>
         <w:t>2.6 Tiền xử lý dữ liệu và Data Augmentation</w:t>
       </w:r>
-      <w:bookmarkEnd w:id="29"/>
+      <w:bookmarkEnd w:id="30"/>
     </w:p>
     <w:p>
       <w:pPr>
@@ -9775,11 +9790,11 @@
       <w:pPr>
         <w:pStyle w:val="tittlebng"/>
       </w:pPr>
-      <w:bookmarkStart w:id="30" w:name="_Toc234871818"/>
+      <w:bookmarkStart w:id="31" w:name="_Toc234871818"/>
       <w:r>
         <w:t>Bảng 2.5. Các kỹ thuật Data Augmentation áp dụng trong huấn luyện</w:t>
       </w:r>
-      <w:bookmarkEnd w:id="30"/>
+      <w:bookmarkEnd w:id="31"/>
     </w:p>
     <w:p>
       <w:pPr>
@@ -9839,11 +9854,11 @@
         <w:lastRenderedPageBreak/>
         <w:tab/>
       </w:r>
-      <w:bookmarkStart w:id="31" w:name="_Toc234871849"/>
+      <w:bookmarkStart w:id="32" w:name="_Toc234871849"/>
       <w:r>
         <w:t>Hình 2.3. Phân bố kích thước ảnh</w:t>
       </w:r>
-      <w:bookmarkEnd w:id="31"/>
+      <w:bookmarkEnd w:id="32"/>
       <w:r>
         <w:tab/>
       </w:r>
@@ -9897,11 +9912,11 @@
       <w:pPr>
         <w:pStyle w:val="tittlehnhnh"/>
       </w:pPr>
-      <w:bookmarkStart w:id="32" w:name="_Toc234871850"/>
+      <w:bookmarkStart w:id="33" w:name="_Toc234871850"/>
       <w:r>
         <w:t>Hình 2.4. Phân bố cường độ sáng trung bình theo nhãn</w:t>
       </w:r>
-      <w:bookmarkEnd w:id="32"/>
+      <w:bookmarkEnd w:id="33"/>
     </w:p>
     <w:p>
       <w:pPr>
@@ -9952,14 +9967,14 @@
       <w:pPr>
         <w:pStyle w:val="tittlehnhnh"/>
       </w:pPr>
-      <w:bookmarkStart w:id="33" w:name="_Toc234871851"/>
+      <w:bookmarkStart w:id="34" w:name="_Toc234871851"/>
       <w:r>
         <w:t xml:space="preserve">Hình 2.5. Phân bố </w:t>
       </w:r>
       <w:r>
         <w:t>ảnh mẫu</w:t>
       </w:r>
-      <w:bookmarkEnd w:id="33"/>
+      <w:bookmarkEnd w:id="34"/>
     </w:p>
     <w:p>
       <w:pPr>
@@ -10011,11 +10026,11 @@
       <w:pPr>
         <w:pStyle w:val="tittlehnhnh"/>
       </w:pPr>
-      <w:bookmarkStart w:id="34" w:name="_Toc234871852"/>
+      <w:bookmarkStart w:id="35" w:name="_Toc234871852"/>
       <w:r>
         <w:t>Hình 2.6. Ảnh trung bình</w:t>
       </w:r>
-      <w:bookmarkEnd w:id="34"/>
+      <w:bookmarkEnd w:id="35"/>
       <w:r>
         <w:br w:type="page"/>
       </w:r>
@@ -10024,22 +10039,22 @@
       <w:pPr>
         <w:pStyle w:val="Heading1"/>
       </w:pPr>
-      <w:bookmarkStart w:id="35" w:name="_Toc234871372"/>
+      <w:bookmarkStart w:id="36" w:name="_Toc234871372"/>
       <w:r>
         <w:lastRenderedPageBreak/>
         <w:t>CHƯƠNG 3: HUẤN LUYỆN VÀ ĐÁNH GIÁ MÔ HÌNH</w:t>
       </w:r>
-      <w:bookmarkEnd w:id="35"/>
+      <w:bookmarkEnd w:id="36"/>
     </w:p>
     <w:p>
       <w:pPr>
         <w:pStyle w:val="Heading2"/>
       </w:pPr>
-      <w:bookmarkStart w:id="36" w:name="_Toc234871373"/>
+      <w:bookmarkStart w:id="37" w:name="_Toc234871373"/>
       <w:r>
         <w:t>3.1 Cấu hình huấn luyện</w:t>
       </w:r>
-      <w:bookmarkEnd w:id="36"/>
+      <w:bookmarkEnd w:id="37"/>
     </w:p>
     <w:p>
       <w:pPr>
@@ -10402,21 +10417,21 @@
       <w:pPr>
         <w:pStyle w:val="tittlebng"/>
       </w:pPr>
-      <w:bookmarkStart w:id="37" w:name="_Toc234871819"/>
+      <w:bookmarkStart w:id="38" w:name="_Toc234871819"/>
       <w:r>
         <w:t>Bảng 3.1. Cấu hình huấn luyện áp dụng cho cả hai mô hình</w:t>
       </w:r>
-      <w:bookmarkEnd w:id="37"/>
+      <w:bookmarkEnd w:id="38"/>
     </w:p>
     <w:p>
       <w:pPr>
         <w:pStyle w:val="Heading2"/>
       </w:pPr>
-      <w:bookmarkStart w:id="38" w:name="_Toc234871374"/>
+      <w:bookmarkStart w:id="39" w:name="_Toc234871374"/>
       <w:r>
         <w:t>3.2 Kết quả huấn luyện EfficientNetB0</w:t>
       </w:r>
-      <w:bookmarkEnd w:id="38"/>
+      <w:bookmarkEnd w:id="39"/>
     </w:p>
     <w:p>
       <w:pPr>
@@ -10667,7 +10682,7 @@
       <w:pPr>
         <w:pStyle w:val="tittlebng"/>
       </w:pPr>
-      <w:bookmarkStart w:id="39" w:name="_Toc234871820"/>
+      <w:bookmarkStart w:id="40" w:name="_Toc234871820"/>
       <w:r>
         <w:t>Bảng 3</w:t>
       </w:r>
@@ -10677,7 +10692,7 @@
       <w:r>
         <w:t>EfficientNetB0 (Phase 2)</w:t>
       </w:r>
-      <w:bookmarkEnd w:id="39"/>
+      <w:bookmarkEnd w:id="40"/>
     </w:p>
     <w:p>
       <w:pPr>
@@ -11255,14 +11270,14 @@
       <w:pPr>
         <w:pStyle w:val="tittlebng"/>
       </w:pPr>
-      <w:bookmarkStart w:id="40" w:name="_Toc234871821"/>
+      <w:bookmarkStart w:id="41" w:name="_Toc234871821"/>
       <w:r>
         <w:t xml:space="preserve">Bảng 3.3. Classification Report - </w:t>
       </w:r>
       <w:r>
         <w:t>EfficientNetB0 (Validation set)</w:t>
       </w:r>
-      <w:bookmarkEnd w:id="40"/>
+      <w:bookmarkEnd w:id="41"/>
     </w:p>
     <w:p>
       <w:pPr>
@@ -11559,21 +11574,21 @@
       <w:pPr>
         <w:pStyle w:val="tittlebng"/>
       </w:pPr>
-      <w:bookmarkStart w:id="41" w:name="_Toc234871822"/>
+      <w:bookmarkStart w:id="42" w:name="_Toc234871822"/>
       <w:r>
         <w:t>Bảng 3.4. Hiệu năng EfficientNetB0 trên tập Test độc lập</w:t>
       </w:r>
-      <w:bookmarkEnd w:id="41"/>
+      <w:bookmarkEnd w:id="42"/>
     </w:p>
     <w:p>
       <w:pPr>
         <w:pStyle w:val="Heading2"/>
       </w:pPr>
-      <w:bookmarkStart w:id="42" w:name="_Toc234871375"/>
+      <w:bookmarkStart w:id="43" w:name="_Toc234871375"/>
       <w:r>
         <w:t>3.3 Kết quả huấn luyện DenseNet121</w:t>
       </w:r>
-      <w:bookmarkEnd w:id="42"/>
+      <w:bookmarkEnd w:id="43"/>
     </w:p>
     <w:p>
       <w:pPr>
@@ -12147,7 +12162,7 @@
       <w:pPr>
         <w:pStyle w:val="tittlebng"/>
       </w:pPr>
-      <w:bookmarkStart w:id="43" w:name="_Toc234871823"/>
+      <w:bookmarkStart w:id="44" w:name="_Toc234871823"/>
       <w:r>
         <w:t>Bảng 3.5. Classification Report</w:t>
       </w:r>
@@ -12157,7 +12172,7 @@
       <w:r>
         <w:t xml:space="preserve"> DenseNet121 (Validation set, best val_acc = 99.46% tại epoch 12)</w:t>
       </w:r>
-      <w:bookmarkEnd w:id="43"/>
+      <w:bookmarkEnd w:id="44"/>
     </w:p>
     <w:tbl>
       <w:tblPr>
@@ -12439,11 +12454,11 @@
       <w:pPr>
         <w:pStyle w:val="tittlebng"/>
       </w:pPr>
-      <w:bookmarkStart w:id="44" w:name="_Toc234871824"/>
+      <w:bookmarkStart w:id="45" w:name="_Toc234871824"/>
       <w:r>
         <w:t>Bảng 3.6. Hiệu năng DenseNet121 trên tập Test độc lập</w:t>
       </w:r>
-      <w:bookmarkEnd w:id="44"/>
+      <w:bookmarkEnd w:id="45"/>
     </w:p>
     <w:p>
       <w:pPr>
@@ -12495,7 +12510,7 @@
       <w:pPr>
         <w:pStyle w:val="tittlehnhnh"/>
       </w:pPr>
-      <w:bookmarkStart w:id="45" w:name="_Toc234871853"/>
+      <w:bookmarkStart w:id="46" w:name="_Toc234871853"/>
       <w:r>
         <w:t xml:space="preserve">Hình 3.1. Biểu đồ Training/Validation Loss &amp; Accuracy qua các </w:t>
       </w:r>
@@ -12513,17 +12528,17 @@
       <w:r>
         <w:t xml:space="preserve"> EfficientNetB0 và DenseNet121</w:t>
       </w:r>
-      <w:bookmarkEnd w:id="45"/>
+      <w:bookmarkEnd w:id="46"/>
     </w:p>
     <w:p>
       <w:pPr>
         <w:pStyle w:val="Heading2"/>
       </w:pPr>
-      <w:bookmarkStart w:id="46" w:name="_Toc234871376"/>
+      <w:bookmarkStart w:id="47" w:name="_Toc234871376"/>
       <w:r>
         <w:t>3.4 So sánh hai mô hình</w:t>
       </w:r>
-      <w:bookmarkEnd w:id="46"/>
+      <w:bookmarkEnd w:id="47"/>
     </w:p>
     <w:tbl>
       <w:tblPr>
@@ -12940,11 +12955,11 @@
       <w:pPr>
         <w:pStyle w:val="tittlebng"/>
       </w:pPr>
-      <w:bookmarkStart w:id="47" w:name="_Toc234871825"/>
+      <w:bookmarkStart w:id="48" w:name="_Toc234871825"/>
       <w:r>
         <w:t>Bảng 3.7. Bảng so sánh tổng hợp EfficientNetB0 và DenseNet121</w:t>
       </w:r>
-      <w:bookmarkEnd w:id="47"/>
+      <w:bookmarkEnd w:id="48"/>
     </w:p>
     <w:p>
       <w:pPr>
@@ -12996,12 +13011,12 @@
       <w:pPr>
         <w:pStyle w:val="tittlehnhnh"/>
       </w:pPr>
-      <w:bookmarkStart w:id="48" w:name="_Toc234871854"/>
+      <w:bookmarkStart w:id="49" w:name="_Toc234871854"/>
       <w:r>
         <w:lastRenderedPageBreak/>
         <w:t>Hình 3.2. Biểu đồ so sánh các chỉ số Accuracy / Precision / Recall / F1 / AUC giữa hai mô hình</w:t>
       </w:r>
-      <w:bookmarkEnd w:id="48"/>
+      <w:bookmarkEnd w:id="49"/>
     </w:p>
     <w:p>
       <w:pPr>
@@ -13053,11 +13068,11 @@
       <w:pPr>
         <w:pStyle w:val="tittlehnhnh"/>
       </w:pPr>
-      <w:bookmarkStart w:id="49" w:name="_Toc234871855"/>
+      <w:bookmarkStart w:id="50" w:name="_Toc234871855"/>
       <w:r>
         <w:t>Hình 3.3. So sánh F1-score theo từng lớp giữa EfficientNetB0 và DenseNet121</w:t>
       </w:r>
-      <w:bookmarkEnd w:id="49"/>
+      <w:bookmarkEnd w:id="50"/>
     </w:p>
     <w:p>
       <w:pPr>
@@ -13109,11 +13124,11 @@
       <w:pPr>
         <w:pStyle w:val="tittlehnhnh"/>
       </w:pPr>
-      <w:bookmarkStart w:id="50" w:name="_Toc234871856"/>
+      <w:bookmarkStart w:id="51" w:name="_Toc234871856"/>
       <w:r>
         <w:t>Hình 3.4. Ma trận nhầm lẫn (Confusion Matrix) của hai mô hình trên tập Test</w:t>
       </w:r>
-      <w:bookmarkEnd w:id="50"/>
+      <w:bookmarkEnd w:id="51"/>
     </w:p>
     <w:p>
       <w:pPr>
@@ -13165,11 +13180,11 @@
       <w:pPr>
         <w:pStyle w:val="tittlehnhnh"/>
       </w:pPr>
-      <w:bookmarkStart w:id="51" w:name="_Toc234871857"/>
+      <w:bookmarkStart w:id="52" w:name="_Toc234871857"/>
       <w:r>
         <w:t>Hình 3.5. Đường cong ROC theo từng lớp của hai mô hình</w:t>
       </w:r>
-      <w:bookmarkEnd w:id="51"/>
+      <w:bookmarkEnd w:id="52"/>
     </w:p>
     <w:p>
       <w:pPr>
@@ -13222,11 +13237,11 @@
       <w:pPr>
         <w:pStyle w:val="tittlehnhnh"/>
       </w:pPr>
-      <w:bookmarkStart w:id="52" w:name="_Toc234871858"/>
+      <w:bookmarkStart w:id="53" w:name="_Toc234871858"/>
       <w:r>
         <w:t>Hình 3.6. Dashboard tổng hợp kết quả đánh giá mô hình</w:t>
       </w:r>
-      <w:bookmarkEnd w:id="52"/>
+      <w:bookmarkEnd w:id="53"/>
     </w:p>
     <w:p>
       <w:r>
@@ -13237,18 +13252,18 @@
       <w:pPr>
         <w:pStyle w:val="Heading1"/>
       </w:pPr>
-      <w:bookmarkStart w:id="53" w:name="_Toc234871377"/>
+      <w:bookmarkStart w:id="54" w:name="_Toc234871377"/>
       <w:r>
         <w:lastRenderedPageBreak/>
         <w:t>CHƯƠNG 4: TRIỂN KHAI HỆ THỐNG</w:t>
       </w:r>
-      <w:bookmarkEnd w:id="53"/>
+      <w:bookmarkEnd w:id="54"/>
     </w:p>
     <w:p>
       <w:pPr>
         <w:pStyle w:val="Heading2"/>
       </w:pPr>
-      <w:bookmarkStart w:id="54" w:name="_Toc234871378"/>
+      <w:bookmarkStart w:id="55" w:name="_Toc234871378"/>
       <w:r>
         <w:t xml:space="preserve">4.1 Backend </w:t>
       </w:r>
@@ -13258,7 +13273,7 @@
       <w:r>
         <w:t>FastAPI</w:t>
       </w:r>
-      <w:bookmarkEnd w:id="54"/>
+      <w:bookmarkEnd w:id="55"/>
     </w:p>
     <w:p>
       <w:pPr>
@@ -13559,11 +13574,11 @@
       <w:pPr>
         <w:pStyle w:val="tittlebng"/>
       </w:pPr>
-      <w:bookmarkStart w:id="55" w:name="_Toc234871826"/>
+      <w:bookmarkStart w:id="56" w:name="_Toc234871826"/>
       <w:r>
         <w:t>Bảng 4.1. Danh sách API Endpoint của Backend</w:t>
       </w:r>
-      <w:bookmarkEnd w:id="55"/>
+      <w:bookmarkEnd w:id="56"/>
     </w:p>
     <w:p>
       <w:pPr>
@@ -13577,14 +13592,14 @@
       <w:pPr>
         <w:pStyle w:val="Heading2"/>
       </w:pPr>
-      <w:bookmarkStart w:id="56" w:name="_Toc234871379"/>
+      <w:bookmarkStart w:id="57" w:name="_Toc234871379"/>
       <w:r>
         <w:t xml:space="preserve">4.2 Frontend - </w:t>
       </w:r>
       <w:r>
         <w:t>Next.js</w:t>
       </w:r>
-      <w:bookmarkEnd w:id="56"/>
+      <w:bookmarkEnd w:id="57"/>
     </w:p>
     <w:p>
       <w:pPr>
@@ -13599,6 +13614,9 @@
         <w:jc w:val="center"/>
       </w:pPr>
       <w:r>
+        <w:rPr>
+          <w:noProof/>
+        </w:rPr>
         <w:lastRenderedPageBreak/>
         <w:drawing>
           <wp:inline distT="0" distB="0" distL="0" distR="0" wp14:anchorId="355DCC53" wp14:editId="328F1272">
@@ -13636,8 +13654,6 @@
           </wp:inline>
         </w:drawing>
       </w:r>
-      <w:bookmarkStart w:id="57" w:name="_GoBack"/>
-      <w:bookmarkEnd w:id="57"/>
     </w:p>
     <w:p>
       <w:pPr>
@@ -16186,7 +16202,7 @@
 </file>
 
 <file path=customXml/itemProps1.xml><?xml version="1.0" encoding="utf-8"?>
-<ds:datastoreItem xmlns:ds="http://schemas.openxmlformats.org/officeDocument/2006/customXml" ds:itemID="{2FFE2564-A579-4DF5-B2D1-8F822CCED283}">
+<ds:datastoreItem xmlns:ds="http://schemas.openxmlformats.org/officeDocument/2006/customXml" ds:itemID="{8596EB50-E03D-4233-9942-36125C1D6964}">
   <ds:schemaRefs>
     <ds:schemaRef ds:uri="http://schemas.openxmlformats.org/officeDocument/2006/bibliography"/>
   </ds:schemaRefs>
